--- a/zaini_case_audit_output/outputs/word/documents/097_جلسة يوم 01-08-1444 ـ قضية 42824717 ـ ارسال القاضي مستندات موقع من الشيخ احمد ال.docx
+++ b/zaini_case_audit_output/outputs/word/documents/097_جلسة يوم 01-08-1444 ـ قضية 42824717 ـ ارسال القاضي مستندات موقع من الشيخ احمد ال.docx
@@ -182,7 +182,7 @@
           <w:b w:val="0"/>
           <w:i w:val="0"/>
         </w:rPr>
-        <w:t>أسامھ بن احمد بن عبا</w:t>
+        <w:t>ابع نب دمحا نب ھماسأ</w:t>
       </w:r>
     </w:p>
     <w:p>
@@ -195,7 +195,7 @@
           <w:b w:val="0"/>
           <w:i w:val="0"/>
         </w:rPr>
-        <w:t>أسامھ بن احمد بن عبا</w:t>
+        <w:t>ابع نب دمحا نب ھماسأ</w:t>
       </w:r>
     </w:p>
     <w:p>
@@ -208,7 +208,7 @@
           <w:b w:val="0"/>
           <w:i w:val="0"/>
         </w:rPr>
-        <w:t>ھتفص ةيضقلاب ىدلف ىدلف ةرئادلا ةرئادلا و و و و ءان ءان ع ع ةيضقلا ةيضقلا مقر مقر ۷۱۷ ۷۱۷٤۲۸۲ ۲۸۲٤ راتو راتو خ خ ۲٤٤٤٤۱/۲۱۲۱/۵۲۵۲ ـ ا ا دم دم ةالصلاو ةالصلاو مالسلاو مالسلاو ع ع لوسر لوسر هللااهللاا امأ امأ دع دع :</w:t>
+        <w:t>: عد عد أما أما االلهاالله رسول رسول ع ع والسلام والسلام والصلاة والصلاة مد مد ا ا ـ ۲۵۲۵/۱۲۱۲/۱٤٤٤٤۲ خ خ وتار وتار ٤۲۸۲ ۲۸۲٤۷۱۷ ۷۱۷ رقم رقم القضية القضية ع ع ناء ناء و و و و الدائرة الدائرة فلدى فلدى بالقضية صفتھ</w:t>
       </w:r>
     </w:p>
     <w:p>
@@ -234,7 +234,7 @@
           <w:b w:val="0"/>
           <w:i w:val="0"/>
         </w:rPr>
-        <w:t>طبض</w:t>
+        <w:t>ضبط</w:t>
       </w:r>
     </w:p>
     <w:p>
@@ -247,7 +247,7 @@
           <w:b w:val="0"/>
           <w:i w:val="0"/>
         </w:rPr>
-        <w:t>مقر ةيضقلا : ۷۱۷٤۲۸۲٤ مقر ةسل ا : ۳۲ مقر حفصلا ـة : ۱ ةرئادلا و ةمكحملا ة راجتلا ةدجب</w:t>
+        <w:t>بجدة التجار ة المحكمة و الدائرة ۱ : ةـ الصفح رقم ۲۳ : ا لسة رقم ٤۲۸۲٤۷۱۷ : القضية رقم</w:t>
       </w:r>
     </w:p>
     <w:p>
@@ -364,7 +364,7 @@
           <w:b w:val="0"/>
           <w:i w:val="0"/>
         </w:rPr>
-        <w:t>أسامھ بن احمد بن عبا</w:t>
+        <w:t>ابع نب دمحا نب ھماسأ</w:t>
       </w:r>
     </w:p>
     <w:p>
@@ -377,7 +377,7 @@
           <w:b w:val="0"/>
           <w:i w:val="0"/>
         </w:rPr>
-        <w:t>أسامھ بن احمد بن عبا</w:t>
+        <w:t>ابع نب دمحا نب ھماسأ</w:t>
       </w:r>
     </w:p>
     <w:p>
@@ -429,7 +429,7 @@
           <w:b w:val="0"/>
           <w:i w:val="0"/>
         </w:rPr>
-        <w:t>ىوعدلا ىوعدلا</w:t>
+        <w:t>الدعوى الدعوى</w:t>
       </w:r>
     </w:p>
     <w:p>
@@ -481,7 +481,7 @@
           <w:b w:val="0"/>
           <w:i w:val="0"/>
         </w:rPr>
-        <w:t>طبض</w:t>
+        <w:t>ضبط</w:t>
       </w:r>
     </w:p>
     <w:p>
@@ -494,7 +494,7 @@
           <w:b w:val="0"/>
           <w:i w:val="0"/>
         </w:rPr>
-        <w:t>مقر ةيضقلا : ۷۱۷٤۲۸۲٤ مقر ةسل ا : ۳۲ مقر حفصلا ـة : ۲ ةرئادلا و ةمكحملا ة راجتلا ةدجب</w:t>
+        <w:t>بجدة التجار ة المحكمة و الدائرة ۲ : ةـ الصفح رقم ۲۳ : ا لسة رقم ٤۲۸۲٤۷۱۷ : القضية رقم</w:t>
       </w:r>
     </w:p>
     <w:p>
@@ -611,7 +611,7 @@
           <w:b w:val="0"/>
           <w:i w:val="0"/>
         </w:rPr>
-        <w:t>أسامھ بن احمد بن عبا</w:t>
+        <w:t>ابع نب دمحا نب ھماسأ</w:t>
       </w:r>
     </w:p>
     <w:p>
@@ -624,7 +624,7 @@
           <w:b w:val="0"/>
           <w:i w:val="0"/>
         </w:rPr>
-        <w:t>أسامھ بن احمد بن عبا</w:t>
+        <w:t>ابع نب دمحا نب ھماسأ</w:t>
       </w:r>
     </w:p>
     <w:p>
@@ -637,7 +637,7 @@
           <w:b w:val="0"/>
           <w:i w:val="0"/>
         </w:rPr>
-        <w:t>عيقوتلا دملا ةفصلا ناندع دمحا سابع ز مس</w:t>
+        <w:t>سم ز عباس احمد عدنان الصفة المد التوقيع</w:t>
       </w:r>
     </w:p>
     <w:p>
@@ -689,7 +689,7 @@
           <w:b w:val="0"/>
           <w:i w:val="0"/>
         </w:rPr>
-        <w:t>عيقوتلا دم ھيلع ةفصلا ةماسا دمحا سابع ز مس</w:t>
+        <w:t>سم ز عباس احمد اسامة الصفة عليھ مد التوقيع</w:t>
       </w:r>
     </w:p>
     <w:p>
@@ -741,7 +741,7 @@
           <w:b w:val="0"/>
           <w:i w:val="0"/>
         </w:rPr>
-        <w:t>طبض</w:t>
+        <w:t>ضبط</w:t>
       </w:r>
     </w:p>
     <w:p>
@@ -754,7 +754,7 @@
           <w:b w:val="0"/>
           <w:i w:val="0"/>
         </w:rPr>
-        <w:t>مقر ةيضقلا : ۷۱۷٤۲۸۲٤ مقر ةسل ا : ۳۲ مقر حفصلا ـة : ۳ ةرئادلا و ةمكحملا ة راجتلا ةدجب</w:t>
+        <w:t>بجدة التجار ة المحكمة و الدائرة ۳ : ةـ الصفح رقم ۲۳ : ا لسة رقم ٤۲۸۲٤۷۱۷ : القضية رقم</w:t>
       </w:r>
     </w:p>
     <w:p>
@@ -780,7 +780,7 @@
           <w:b w:val="0"/>
           <w:i w:val="0"/>
         </w:rPr>
-        <w:t>عيقوت عيقوت ءاضعأ ءاضعأ ةرئادلا ةرئادلا</w:t>
+        <w:t>الدائرة الدائرة أعضاء أعضاء توقيع توقيع</w:t>
       </w:r>
     </w:p>
     <w:sectPr>

--- a/zaini_case_audit_output/outputs/word/documents/097_جلسة يوم 01-08-1444 ـ قضية 42824717 ـ ارسال القاضي مستندات موقع من الشيخ احمد ال.docx
+++ b/zaini_case_audit_output/outputs/word/documents/097_جلسة يوم 01-08-1444 ـ قضية 42824717 ـ ارسال القاضي مستندات موقع من الشيخ احمد ال.docx
@@ -208,7 +208,7 @@
           <w:b w:val="0"/>
           <w:i w:val="0"/>
         </w:rPr>
-        <w:t>: عد عد أما أما االلهاالله رسول رسول ع ع والسلام والسلام والصلاة والصلاة مد مد ا ا ـ ۲۵۲۵/۱۲۱۲/۱٤٤٤٤۲ خ خ وتار وتار ٤۲۸۲ ۲۸۲٤۷۱۷ ۷۱۷ رقم رقم القضية القضية ع ع ناء ناء و و و و الدائرة الدائرة فلدى فلدى بالقضية صفتھ</w:t>
+        <w:t>: عد عد أما االله رسول ع ع والسلام والصلاة مد مد ا ا ـ ۲۵۲۵/۱۲۱۲/۱٤٤٤٤۲ خ خ وتار ٤۲۸۲ ۲۸۲٤۷۱۷ ۷۱۷ رقم القضية ع ع ناء و و و و الدائرة فلدى بالقضية صفتھ</w:t>
       </w:r>
     </w:p>
     <w:p>
@@ -221,7 +221,7 @@
           <w:b w:val="0"/>
           <w:i w:val="0"/>
         </w:rPr>
-        <w:t>تحتف تحتف ا ا ةسل ةسل روضحب روضحب : : فارطأ فارطأ ةيضقلا ةيضقلا ناطلس دجام رصان اطحقلا ي لا و ة ةينطولا ۳۳۰۷۷۳۰۰۱۱ ةيدوعسلا ىماحم ناميلس دمحم ناميلس يريدسلا لا و ة ةينطولا ۰۵۲۵٦۰۳۷۰۱ ةيدوعسلا ىماحم قراط فلخ نب ار ع ا را ى لا و ة ةينطولا ٤۵۰٦٤۱٦۵۰۱ ةيدوعسلا ىماحم ناندع دمحا سابع ز لا و ة ةينطولا ۳۳۷۲۹۰۷۱۰۱ ةيدوعسلا دملا مس عون لا و ة مقر لا و ة ا ةيس ھتفص ةيضقلاب رت ي نب حبار نب دعس طملا ي لا و ة ةينطولا ۸۳۵۰۵۸۲۲۱۱ ليكو مازع لصيف اربا مي جوخ لا و ة ةينطولا ٤٦۸۸۸٤۱۱۰۱ يدوعس ىماحم رمع دوعس نب دعس طملا ي لا و ة ةينطولا ۱۰۹۵٤۷۹۹۰۱ يدوعس ليكو ناطلس دجام رصان اطحقلا ي لا و ة ةينطولا ۳۳۰۷۷۳۰۰۱۱ يدوعس ىماحم رمع دوعس نب دعس طملا ي لا و ة ةينطولا ۱۰۹۵٤۷۹۹۰۱ يدوعس 2003 ع نب فرشم نب حرفم نب دشار لا و ة ةينطولا ۷۷۰٤۷۲٦٤۰۱ يدوعس ىماحم رساي اص ضئاع طملا ي لا و ة ةينطولا ٦۹۱٤۹۱۱۱۰۱ يدوعس ىماحم ةماسا دمحا سابع ز لا و ة ةينطولا ۱۰۳۷۱۰۸۰۰۱ يدوعس دم ھيلع ةقتاع حيدمحم عدمحم ا يزار لا و ة ةينطولا ۷٤۸٦۵۰۷۰۰۱ يدوعس دم ھيلع ناندع دمحا سابع ز لا و ة ةينطولا ۳۳۷۲۹۰۷۱۰۱ يدوعس دملا فيفر دشار ءازج يفقثلا لا و ة ةينطولا ۱۷۰۸۲۹۱۱۱۱ يدوعس ليكو ع بلاط اص يمايلا لا و ة ةينطولا ٦۰۸٤٤۰٤٤۰۱ يدوعس ىماحم ناميلس دمحم ناميلس يريدسلا لا و ة ةينطولا ۰۵۲۵٦۰۳۷۰۱ يدوعس ىماحم ناطلس دجام رصان اطحقلا ي لا و ة ةينطولا ۳۳۰۷۷۳۰۰۱۱ يدوعس رضاح قراط فلخ نب ار ع ا را ى لا و ة ةينطولا ٤۵۰٦٤۱٦۵۰۱ يدوعس ىماحم اش ع هللادبع ملاس نب ال ي لا و ة ةينطولا ۱۸۵۰۱٤۷۹۰۱ يدوعس ىماحم دمحم زاوف نب نم عثلا لا و ة ةينطولا ۸۷۲۸۰۹۸۹۰۱ يدوعس ىماحم مس عون لا و ة مقر لا و ة ا ةيس</w:t>
+        <w:t>تحتف ا ا ةسل روضحب : : فارطأ ةيضقلا ناطلس دجام رصان اطحقلا ي لا و ة ةينطولا ۳۳۰۷۷۳۰۰۱۱ ةيدوعسلا ىماحم ناميلس دمحم ناميلس يريدسلا لا و ة ةينطولا ۰۵۲۵٦۰۳۷۰۱ ةيدوعسلا ىماحم قراط فلخ نب ار ع ا را ى لا و ة ةينطولا ٤۵۰٦٤۱٦۵۰۱ ةيدوعسلا ىماحم ناندع دمحا سابع ز لا و ة ةينطولا ۳۳۷۲۹۰۷۱۰۱ ةيدوعسلا دملا مس عون لا و ة مقر لا و ة ا ةيس ھتفص ةيضقلاب رت ي نب حبار نب دعس طملا ي لا و ة ةينطولا ۸۳۵۰۵۸۲۲۱۱ ليكو مازع لصيف اربا مي جوخ لا و ة ةينطولا ٤٦۸۸۸٤۱۱۰۱ يدوعس ىماحم رمع دوعس نب دعس طملا ي لا و ة ةينطولا ۱۰۹۵٤۷۹۹۰۱ يدوعس ليكو ناطلس دجام رصان اطحقلا ي لا و ة ةينطولا ۳۳۰۷۷۳۰۰۱۱ يدوعس ىماحم رمع دوعس نب دعس طملا ي لا و ة ةينطولا ۱۰۹۵٤۷۹۹۰۱ يدوعس 2003 ع نب فرشم نب حرفم نب دشار لا و ة ةينطولا ۷۷۰٤۷۲٦٤۰۱ يدوعس ىماحم رساي اص ضئاع طملا ي لا و ة ةينطولا ٦۹۱٤۹۱۱۱۰۱ يدوعس ىماحم ةماسا دمحا سابع ز لا و ة ةينطولا ۱۰۳۷۱۰۸۰۰۱ يدوعس دم ھيلع ةقتاع حيدمحم عدمحم ا يزار لا و ة ةينطولا ۷٤۸٦۵۰۷۰۰۱ يدوعس دم ھيلع ناندع دمحا سابع ز لا و ة ةينطولا ۳۳۷۲۹۰۷۱۰۱ يدوعس دملا فيفر دشار ءازج يفقثلا لا و ة ةينطولا ۱۷۰۸۲۹۱۱۱۱ يدوعس ليكو ع بلاط اص يمايلا لا و ة ةينطولا ٦۰۸٤٤۰٤٤۰۱ يدوعس ىماحم ناميلس دمحم ناميلس يريدسلا لا و ة ةينطولا ۰۵۲۵٦۰۳۷۰۱ يدوعس ىماحم ناطلس دجام رصان اطحقلا ي لا و ة ةينطولا ۳۳۰۷۷۳۰۰۱۱ يدوعس رضاح قراط فلخ نب ار ع ا را ى لا و ة ةينطولا ٤۵۰٦٤۱٦۵۰۱ يدوعس ىماحم اش ع هللادبع ملاس نب ال ي لا و ة ةينطولا ۱۸۵۰۱٤۷۹۰۱ يدوعس ىماحم دمحم زاوف نب نم عثلا لا و ة ةينطولا ۸۷۲۸۰۹۸۹۰۱ يدوعس ىماحم مس عون لا و ة مقر لا و ة ا ةيس</w:t>
       </w:r>
     </w:p>
     <w:p>
@@ -429,7 +429,7 @@
           <w:b w:val="0"/>
           <w:i w:val="0"/>
         </w:rPr>
-        <w:t>الدعوى الدعوى</w:t>
+        <w:t>الدعوى</w:t>
       </w:r>
     </w:p>
     <w:p>
@@ -455,7 +455,7 @@
           <w:b w:val="0"/>
           <w:i w:val="0"/>
         </w:rPr>
-        <w:t>ةعفارملا ةعفارملا</w:t>
+        <w:t>ةعفارملا</w:t>
       </w:r>
     </w:p>
     <w:p>
@@ -468,7 +468,7 @@
           <w:b w:val="0"/>
           <w:i w:val="0"/>
         </w:rPr>
-        <w:t>فارطأ فارطأ ةيضقلا ةيضقلا ةع اتم ةلماعملا ىدل ةطرشلا ، ھيلعو تعفر .ةسل ا اـمك ـش إ ةداـعإ ةـلماعملا إ ةطرـشلا ةـقفرب تادن ـسملا ةدـيد ا ةدراوـلا نـم كـنبلا يزكرملا عو ن فرطلا ةـسل ا ـش ةرئادـلا إ اـ أ تدـقع هذـ ةـسل ا نـع دـع ـع لاـصت ي رملا ، نـعو قـ رط ماـظن ـ اقت ،</w:t>
+        <w:t>فارطأ ةيضقلا ةع اتم ةلماعملا ىدل ةطرشلا ، ھيلعو تعفر .ةسل ا اـمك ـش إ ةداـعإ ةـلماعملا إ ةطرـشلا ةـقفرب تادن ـسملا ةدـيد ا ةدراوـلا نـم كـنبلا يزكرملا عو ن فرطلا ةـسل ا ـش ةرئادـلا إ اـ أ تدـقع هذـ ةـسل ا نـع دـع ـع لاـصت ي رملا ، نـعو قـ رط ماـظن ـ اقت ،</w:t>
       </w:r>
     </w:p>
     <w:p>
@@ -767,7 +767,7 @@
           <w:b w:val="0"/>
           <w:i w:val="0"/>
         </w:rPr>
-        <w:t>فارطأ فارطأ ةيضقلا ةيضقلا</w:t>
+        <w:t>فارطأ ةيضقلا</w:t>
       </w:r>
     </w:p>
     <w:p>
@@ -780,7 +780,7 @@
           <w:b w:val="0"/>
           <w:i w:val="0"/>
         </w:rPr>
-        <w:t>الدائرة الدائرة أعضاء أعضاء توقيع توقيع</w:t>
+        <w:t>الدائرة أعضاء توقيع</w:t>
       </w:r>
     </w:p>
     <w:sectPr>

--- a/zaini_case_audit_output/outputs/word/documents/097_جلسة يوم 01-08-1444 ـ قضية 42824717 ـ ارسال القاضي مستندات موقع من الشيخ احمد ال.docx
+++ b/zaini_case_audit_output/outputs/word/documents/097_جلسة يوم 01-08-1444 ـ قضية 42824717 ـ ارسال القاضي مستندات موقع من الشيخ احمد ال.docx
@@ -23,7 +23,7 @@
           <w:i/>
           <w:color w:val="555555"/>
         </w:rPr>
-        <w:t>الرقم: 97 | النوع: مستند مالي | التاريخ: 01-08-1444 | القسم: ج. محاضر ضبط الجلسات (16 ملفاً)</w:t>
+        <w:t>الرقم: 97 | النوع: حكم / صك | التاريخ: 01-08-1444 | القسم: ج. محاضر ضبط الجلسات (16 ملفاً)</w:t>
       </w:r>
     </w:p>
     <w:p>
@@ -78,7 +78,71 @@
           <w:b w:val="0"/>
           <w:i w:val="0"/>
         </w:rPr>
-        <w:t>أسامھ بن احمد بن عباس زيني</w:t>
+        <w:t>[صفحة 1]</w:t>
+        <w:br/>
+        <w:t>2</w:t>
+        <w:br/>
+        <w:t>ةيدوعسلا ةيبرعلا ةعدمما كالا</w:t>
+        <w:br/>
+        <w:t>هما وزارة العدل ضبط</w:t>
+        <w:br/>
+        <w:t>انا لالا</w:t>
+        <w:br/>
+        <w:t>2س -- وير</w:t>
+        <w:br/>
+        <w:t>المحكمة التجارية بجدة رقم الصفحة: ‎١‏ ص ا .]م</w:t>
+        <w:br/>
+        <w:t>الدائرة الاولى ‎١‏ رقم القضية: 2417814017 رقمالجلسة: ‎١+‏ سبا نسل لها</w:t>
+        <w:br/>
+        <w:t>الحمد لله والصلاة والسلام على رسول الله أما يعد:</w:t>
+        <w:br/>
+        <w:t>قلدى الدائرة الاولى وبناء على القضيّة رقم لا١/ا2587151‏ وتاريخ ‎14/١5/١557‏ ه</w:t>
+        <w:br/>
+        <w:t>ل أنطراق القضية ا ف سس نز لس</w:t>
+        <w:br/>
+        <w:t>ىماحم يدوعس ل ل ةينطولا ةيوهلا يلعثلا رينم نب زاوف دمحم</w:t>
+        <w:br/>
+        <w:t>ىماحم يدوعس لقتل كح ةينطولا ةيوهلا يباله نب ملاس هللا دبع عياش</w:t>
+        <w:br/>
+        <w:t>ىماحم يدوعس 0 ةينطولا ةيوهلا ىثراحلا عيار َنِب فلخ قراط</w:t>
+        <w:br/>
+        <w:t>سلطان ماجد ناصر القحطاني الهوية الوطنية لو بلاس .1 سعودي حاضر</w:t>
+        <w:br/>
+        <w:t>سليمان محمد سليمان السديري الهوية الوطنية ‎١.١١‏ سعودي محامى</w:t>
+        <w:br/>
+        <w:t>ىماحم يدوعس لي ةينطولا ةيوهلا يمايلا حلاص بلاط يلع</w:t>
+        <w:br/>
+        <w:t>رفيف راشد جزاء الثقفي الهوية الوطنية لك ل سعودي وكيل</w:t>
+        <w:br/>
+        <w:t>عدنان احمد عباس زيني الهوية الوطنية الف كل سعودي المدعي</w:t>
+        <w:br/>
+        <w:t>عاتقة محمديحيى محمدعلي الحرازي الهوية الوطنية لز سعودي مدعى عليه</w:t>
+        <w:br/>
+        <w:t>اسامة احمد عباس زيني الهوية الوطنية ل سعودي مدعى عليه</w:t>
+        <w:br/>
+        <w:t>ىماحم يدوعس لكل ل د ةينطولا ةيوهلا يريطملا ضئاع حلاص رساي</w:t>
+        <w:br/>
+        <w:t>ىماحم يدوعس لح تف كتف ةينطولا ةيوهلا دشار نب حرفم نب فرشم نب يلع</w:t>
+        <w:br/>
+        <w:t>2003 يدوعس ل ةينطولا ةيوهلا يريطملا دعس نب دوعس رمع</w:t>
+        <w:br/>
+        <w:t>سلطان ماجد ناصر القحطاني الهوية الوطنية كفي ل سعودي محامى</w:t>
+        <w:br/>
+        <w:t>ليكو يدوعس ل ةينطولا ةيوهلا يريطملا دعس نب دوعس رمع</w:t>
+        <w:br/>
+        <w:t>ىماحم يدوعس لك ةينطولا ةيوهلا جوخ ميهاربا لصيف مازع</w:t>
+        <w:br/>
+        <w:t>ليكو ‏١1١14‎ . هل ةينطولا ةيوهلا يريطملا دعس نب حبار نب يكرت</w:t>
+        <w:br/>
+        <w:t>ل تا قتحت الجلسة يحضور ةاش ااا ببح</w:t>
+        <w:br/>
+        <w:t>عدنان احمد عباس زيني الهوية التوطنية شف كل السعودية المدعي</w:t>
+        <w:br/>
+        <w:t>ىماحم ةيدوعسلا 0 ةينطولا ةيوبلا ىثراحلا عيار نب فلخ قراط</w:t>
+        <w:br/>
+        <w:t>ىماحم ةيدوعسلا ‏١‎ ةينطولا ةيوهلا يريدسلا ناميلس دمحم ناميلس</w:t>
+        <w:br/>
+        <w:t>ىماحم ةيدوعسلا ل يفك ةينطولا ةيوبلا يناطحقلا رصان دجام ناطلس</w:t>
       </w:r>
     </w:p>
     <w:p>
@@ -91,7 +155,17 @@
           <w:b w:val="0"/>
           <w:i w:val="0"/>
         </w:rPr>
-        <w:t>أسامھ بن احمد بن عباس زيني</w:t>
+        <w:t>[صفحة 2]</w:t>
+        <w:br/>
+        <w:t>00</w:t>
+        <w:br/>
+        <w:t>ار انا</w:t>
+        <w:br/>
+        <w:t>المحكمة التجارية بجدة ‎١‏ رقم الصفحة: 2 ”</w:t>
+        <w:br/>
+        <w:t>الدائرة الاولى رقم القضية: ‎4781401١‏ رقمالجلسة: ‎١"‏ اف</w:t>
+        <w:br/>
+        <w:t>اسامة احمد عباس زيني الهوبة الوطنية ا السعودية مدعى عليه</w:t>
       </w:r>
     </w:p>
     <w:p>
@@ -104,7 +178,7 @@
           <w:b w:val="0"/>
           <w:i w:val="0"/>
         </w:rPr>
-        <w:t>أسامھ بن احمد بن عباس زيني</w:t>
+        <w:t>2003 ةيدوعسلا ل ةينطولا ةبوهلا يريطملا دعس نب دوعس رمع</w:t>
       </w:r>
     </w:p>
     <w:p>
@@ -117,7 +191,51 @@
           <w:b w:val="0"/>
           <w:i w:val="0"/>
         </w:rPr>
-        <w:t>أسامھ بن احمد بن عباس زيني</w:t>
+        <w:t>ليكو ‏١1١114‎ مالا ةينطولا ةبوهلا يريطملا دعس نب حبار نب يكرت</w:t>
+        <w:br/>
+        <w:t>نوج زإلى فضيلتكم دعوانا بالتفصيل الآتي: بتاريخ 26 / 7/ 1434ه صدر حكم من المحكمة العامة بجدة</w:t>
+        <w:br/>
+        <w:t>بالصك رقم 43281449 وتاريخ.26/ 7/ 1434ه يقضي بتولي قيماً على المورث لفقدانه الأهلية والإدراك</w:t>
+        <w:br/>
+        <w:t>(مرفق صك الحكم) وفي فترة الشك والريبة وثناء نظر دعوى الولي المشار إلها اعلاه استغل المدعى عليه</w:t>
+        <w:br/>
+        <w:t>الوكالات الممنوحة له من مورث موكلي 20350: يرحمه الله اكد20: وقام بالتوقيع عنه في بيع حصصه في شركة</w:t>
+        <w:br/>
+        <w:t>احمد زيني التجارية (ذات مسئولية محدودة) سجل تجاري رقم 4030196102 من مورث موكلي داكة20:</w:t>
+        <w:br/>
+        <w:t>يرحمه الله اكة00: لنفسه حيث وقع عن البائع وعن المشتري بقيمة بيع (450.000) ريال فقط وبذلك انتقلت</w:t>
+        <w:br/>
+        <w:t>ملكية تلك الحصص وهي بنسبة (9090) من أملاك مورث موكلي إلى أملاك المدعى عليه. وقد بلغت قيمة تلك</w:t>
+        <w:br/>
+        <w:t>الحصص مبلغاً وقدرة (368.757.931) ثلاثمائة وثمانية وستون مليون وسبعمائة وسبعة وخمسون الف</w:t>
+        <w:br/>
+        <w:t>وتسعمائة وواحد وثلاثون ريال وهي بنسبة (9090) من راس مال الشركة وذلك بناء على تقرير محاسبي صادر</w:t>
+        <w:br/>
+        <w:t>من خبير مكلف من قبل اللندوائر التجارية بديوان المظالم في حينه. (مرفق التقرير المحاسبي) علماً أن الوكالات</w:t>
+        <w:br/>
+        <w:t>التي أجريت بها عملية البيع وكالات باطلة بناء على فقدان المورث يرحمه اللّه للأهلية اثناء فترة البيع. وبتاريخ</w:t>
+        <w:br/>
+        <w:t>1م 1438ه توفي مورث موكلي المغفور له بإذن اللّه/ أحمد عباس زينيء وانحصر إرثه في المدعي والمدعى</w:t>
+        <w:br/>
+        <w:t>عليه ووالدتهما بموجب صك حصر ورثة رقم 38391575 وتاريخ 12/ 5/ 1438ه (مرفق صك حصر الورثة)</w:t>
+        <w:br/>
+        <w:t>ويما ان المدعى عليه قد أمتنع عند سداد قيمة الحصص المشار إلها أعلاه ولعدم استجابته للمطالبات الودية</w:t>
+        <w:br/>
+        <w:t>من قبل موكلي مما اضطرنا إلى الالتجاء إلى فضيلتكم لإللزام المدعى عليه بسداد قيمة الحصص التي استوى</w:t>
+        <w:br/>
+        <w:t>علهنا من شركة احمد زيني التجارية. علماً أنه صدر حكم من المحكمة العامة بجدة بصك رقم 3855849</w:t>
+        <w:br/>
+        <w:t>وتاريخ 2./10/ 1438ه يقضي باختصاص القضاء التجاري لنظر هذه الدعوى (مرفق صك حكم الاختصاص)</w:t>
+        <w:br/>
+        <w:t>)» ذكرنا ان الحضصص هي نسبتها 9090 من راس المال. كما نبلغكم أن النظام لايسمح لنا بإضافة مدعي او</w:t>
+        <w:br/>
+        <w:t>مدعى عليه اخر.</w:t>
+        <w:br/>
+        <w:t>في الجلسة تشير الدائرة إلى أنها عقدت هذه الجلسة عن بعد عبر الاتصال المرئي. وعن طريق نظام تقاضيء»</w:t>
+        <w:br/>
+        <w:t>كما تشير إلى إعادة المعاملة إلى الشرطة برفقة المستندات الجديدة الواردة من البنك المركزي وعلى الطرفين</w:t>
+        <w:br/>
+        <w:t>.ةسلجلا تعفر هيلعو .ةطرشلا ىدل ةلماعملا ةعباتم</w:t>
       </w:r>
     </w:p>
     <w:p>
@@ -130,657 +248,69 @@
           <w:b w:val="0"/>
           <w:i w:val="0"/>
         </w:rPr>
-        <w:t>أسامھ بن احمد بن عباس زيني</w:t>
-      </w:r>
-    </w:p>
-    <w:p>
-      <w:pPr>
-        <w:jc w:val="right"/>
-        <w:bidi/>
-      </w:pPr>
-      <w:r>
-        <w:rPr>
-          <w:b w:val="0"/>
-          <w:i w:val="0"/>
-        </w:rPr>
-        <w:t>أسامھ بن احمد بن عباس زيني</w:t>
-      </w:r>
-    </w:p>
-    <w:p>
-      <w:pPr>
-        <w:jc w:val="right"/>
-        <w:bidi/>
-      </w:pPr>
-      <w:r>
-        <w:rPr>
-          <w:b w:val="0"/>
-          <w:i w:val="0"/>
-        </w:rPr>
-        <w:t>أسامھ بن احمد بن عباس زيني</w:t>
-      </w:r>
-    </w:p>
-    <w:p>
-      <w:pPr>
-        <w:jc w:val="right"/>
-        <w:bidi/>
-      </w:pPr>
-      <w:r>
-        <w:rPr>
-          <w:b w:val="0"/>
-          <w:i w:val="0"/>
-        </w:rPr>
-        <w:t>أسامھ بن احمد بن عباس زيني</w:t>
-      </w:r>
-    </w:p>
-    <w:p>
-      <w:pPr>
-        <w:jc w:val="right"/>
-        <w:bidi/>
-      </w:pPr>
-      <w:r>
-        <w:rPr>
-          <w:b w:val="0"/>
-          <w:i w:val="0"/>
-        </w:rPr>
-        <w:t>ابع نب دمحا نب ھماسأ</w:t>
-      </w:r>
-    </w:p>
-    <w:p>
-      <w:pPr>
-        <w:jc w:val="right"/>
-        <w:bidi/>
-      </w:pPr>
-      <w:r>
-        <w:rPr>
-          <w:b w:val="0"/>
-          <w:i w:val="0"/>
-        </w:rPr>
-        <w:t>ابع نب دمحا نب ھماسأ</w:t>
-      </w:r>
-    </w:p>
-    <w:p>
-      <w:pPr>
-        <w:jc w:val="right"/>
-        <w:bidi/>
-      </w:pPr>
-      <w:r>
-        <w:rPr>
-          <w:b w:val="0"/>
-          <w:i w:val="0"/>
-        </w:rPr>
-        <w:t>: عد عد أما االله رسول ع ع والسلام والصلاة مد مد ا ا ـ ۲۵۲۵/۱۲۱۲/۱٤٤٤٤۲ خ خ وتار ٤۲۸۲ ۲۸۲٤۷۱۷ ۷۱۷ رقم القضية ع ع ناء و و و و الدائرة فلدى بالقضية صفتھ</w:t>
-      </w:r>
-    </w:p>
-    <w:p>
-      <w:pPr>
-        <w:jc w:val="right"/>
-        <w:bidi/>
-      </w:pPr>
-      <w:r>
-        <w:rPr>
-          <w:b w:val="0"/>
-          <w:i w:val="0"/>
-        </w:rPr>
-        <w:t>تحتف ا ا ةسل روضحب : : فارطأ ةيضقلا ناطلس دجام رصان اطحقلا ي لا و ة ةينطولا ۳۳۰۷۷۳۰۰۱۱ ةيدوعسلا ىماحم ناميلس دمحم ناميلس يريدسلا لا و ة ةينطولا ۰۵۲۵٦۰۳۷۰۱ ةيدوعسلا ىماحم قراط فلخ نب ار ع ا را ى لا و ة ةينطولا ٤۵۰٦٤۱٦۵۰۱ ةيدوعسلا ىماحم ناندع دمحا سابع ز لا و ة ةينطولا ۳۳۷۲۹۰۷۱۰۱ ةيدوعسلا دملا مس عون لا و ة مقر لا و ة ا ةيس ھتفص ةيضقلاب رت ي نب حبار نب دعس طملا ي لا و ة ةينطولا ۸۳۵۰۵۸۲۲۱۱ ليكو مازع لصيف اربا مي جوخ لا و ة ةينطولا ٤٦۸۸۸٤۱۱۰۱ يدوعس ىماحم رمع دوعس نب دعس طملا ي لا و ة ةينطولا ۱۰۹۵٤۷۹۹۰۱ يدوعس ليكو ناطلس دجام رصان اطحقلا ي لا و ة ةينطولا ۳۳۰۷۷۳۰۰۱۱ يدوعس ىماحم رمع دوعس نب دعس طملا ي لا و ة ةينطولا ۱۰۹۵٤۷۹۹۰۱ يدوعس 2003 ع نب فرشم نب حرفم نب دشار لا و ة ةينطولا ۷۷۰٤۷۲٦٤۰۱ يدوعس ىماحم رساي اص ضئاع طملا ي لا و ة ةينطولا ٦۹۱٤۹۱۱۱۰۱ يدوعس ىماحم ةماسا دمحا سابع ز لا و ة ةينطولا ۱۰۳۷۱۰۸۰۰۱ يدوعس دم ھيلع ةقتاع حيدمحم عدمحم ا يزار لا و ة ةينطولا ۷٤۸٦۵۰۷۰۰۱ يدوعس دم ھيلع ناندع دمحا سابع ز لا و ة ةينطولا ۳۳۷۲۹۰۷۱۰۱ يدوعس دملا فيفر دشار ءازج يفقثلا لا و ة ةينطولا ۱۷۰۸۲۹۱۱۱۱ يدوعس ليكو ع بلاط اص يمايلا لا و ة ةينطولا ٦۰۸٤٤۰٤٤۰۱ يدوعس ىماحم ناميلس دمحم ناميلس يريدسلا لا و ة ةينطولا ۰۵۲۵٦۰۳۷۰۱ يدوعس ىماحم ناطلس دجام رصان اطحقلا ي لا و ة ةينطولا ۳۳۰۷۷۳۰۰۱۱ يدوعس رضاح قراط فلخ نب ار ع ا را ى لا و ة ةينطولا ٤۵۰٦٤۱٦۵۰۱ يدوعس ىماحم اش ع هللادبع ملاس نب ال ي لا و ة ةينطولا ۱۸۵۰۱٤۷۹۰۱ يدوعس ىماحم دمحم زاوف نب نم عثلا لا و ة ةينطولا ۸۷۲۸۰۹۸۹۰۱ يدوعس ىماحم مس عون لا و ة مقر لا و ة ا ةيس</w:t>
-      </w:r>
-    </w:p>
-    <w:p>
-      <w:pPr>
-        <w:jc w:val="right"/>
-        <w:bidi/>
-      </w:pPr>
-      <w:r>
-        <w:rPr>
-          <w:b w:val="0"/>
-          <w:i w:val="0"/>
-        </w:rPr>
-        <w:t>ضبط</w:t>
-      </w:r>
-    </w:p>
-    <w:p>
-      <w:pPr>
-        <w:jc w:val="right"/>
-        <w:bidi/>
-      </w:pPr>
-      <w:r>
-        <w:rPr>
-          <w:b w:val="0"/>
-          <w:i w:val="0"/>
-        </w:rPr>
-        <w:t>بجدة التجار ة المحكمة و الدائرة ۱ : ةـ الصفح رقم ۲۳ : ا لسة رقم ٤۲۸۲٤۷۱۷ : القضية رقم</w:t>
-      </w:r>
-    </w:p>
-    <w:p>
-      <w:pPr>
-        <w:jc w:val="right"/>
-        <w:bidi/>
-      </w:pPr>
-      <w:r>
-        <w:rPr>
-          <w:b w:val="0"/>
-          <w:i w:val="0"/>
-        </w:rPr>
-        <w:t>أسامھ بن احمد بن عباس زيني</w:t>
-      </w:r>
-    </w:p>
-    <w:p>
-      <w:pPr>
-        <w:jc w:val="right"/>
-        <w:bidi/>
-      </w:pPr>
-      <w:r>
-        <w:rPr>
-          <w:b w:val="0"/>
-          <w:i w:val="0"/>
-        </w:rPr>
-        <w:t>أسامھ بن احمد بن عباس زيني</w:t>
-      </w:r>
-    </w:p>
-    <w:p>
-      <w:pPr>
-        <w:jc w:val="right"/>
-        <w:bidi/>
-      </w:pPr>
-      <w:r>
-        <w:rPr>
-          <w:b w:val="0"/>
-          <w:i w:val="0"/>
-        </w:rPr>
-        <w:t>أسامھ بن احمد بن عباس زيني</w:t>
-      </w:r>
-    </w:p>
-    <w:p>
-      <w:pPr>
-        <w:jc w:val="right"/>
-        <w:bidi/>
-      </w:pPr>
-      <w:r>
-        <w:rPr>
-          <w:b w:val="0"/>
-          <w:i w:val="0"/>
-        </w:rPr>
-        <w:t>أسامھ بن احمد بن عباس زيني</w:t>
-      </w:r>
-    </w:p>
-    <w:p>
-      <w:pPr>
-        <w:jc w:val="right"/>
-        <w:bidi/>
-      </w:pPr>
-      <w:r>
-        <w:rPr>
-          <w:b w:val="0"/>
-          <w:i w:val="0"/>
-        </w:rPr>
-        <w:t>أسامھ بن احمد بن عباس زيني</w:t>
-      </w:r>
-    </w:p>
-    <w:p>
-      <w:pPr>
-        <w:jc w:val="right"/>
-        <w:bidi/>
-      </w:pPr>
-      <w:r>
-        <w:rPr>
-          <w:b w:val="0"/>
-          <w:i w:val="0"/>
-        </w:rPr>
-        <w:t>أسامھ بن احمد بن عباس زيني</w:t>
-      </w:r>
-    </w:p>
-    <w:p>
-      <w:pPr>
-        <w:jc w:val="right"/>
-        <w:bidi/>
-      </w:pPr>
-      <w:r>
-        <w:rPr>
-          <w:b w:val="0"/>
-          <w:i w:val="0"/>
-        </w:rPr>
-        <w:t>أسامھ بن احمد بن عباس زيني</w:t>
-      </w:r>
-    </w:p>
-    <w:p>
-      <w:pPr>
-        <w:jc w:val="right"/>
-        <w:bidi/>
-      </w:pPr>
-      <w:r>
-        <w:rPr>
-          <w:b w:val="0"/>
-          <w:i w:val="0"/>
-        </w:rPr>
-        <w:t>أسامھ بن احمد بن عباس زيني</w:t>
-      </w:r>
-    </w:p>
-    <w:p>
-      <w:pPr>
-        <w:jc w:val="right"/>
-        <w:bidi/>
-      </w:pPr>
-      <w:r>
-        <w:rPr>
-          <w:b w:val="0"/>
-          <w:i w:val="0"/>
-        </w:rPr>
-        <w:t>ابع نب دمحا نب ھماسأ</w:t>
-      </w:r>
-    </w:p>
-    <w:p>
-      <w:pPr>
-        <w:jc w:val="right"/>
-        <w:bidi/>
-      </w:pPr>
-      <w:r>
-        <w:rPr>
-          <w:b w:val="0"/>
-          <w:i w:val="0"/>
-        </w:rPr>
-        <w:t>ابع نب دمحا نب ھماسأ</w:t>
-      </w:r>
-    </w:p>
-    <w:p>
-      <w:pPr>
-        <w:jc w:val="right"/>
-        <w:bidi/>
-      </w:pPr>
-      <w:r>
-        <w:rPr>
-          <w:b w:val="0"/>
-          <w:i w:val="0"/>
-        </w:rPr>
-        <w:t>دم ھيلع ةيدوعسلا ۱۰۳۷۱۰۸۰۰۱ ة و لا ةينطولا ةماسا دمحا سابع ز</w:t>
-      </w:r>
-    </w:p>
-    <w:p>
-      <w:pPr>
-        <w:jc w:val="right"/>
-        <w:bidi/>
-      </w:pPr>
-      <w:r>
-        <w:rPr>
-          <w:b w:val="0"/>
-          <w:i w:val="0"/>
-        </w:rPr>
-        <w:t>2003 ةيدوعسلا ۱۰۹۵٤۷۹۹۰۱ ة و لا ةينطولا رمع دوعس نب دعس ي طملا</w:t>
-      </w:r>
-    </w:p>
-    <w:p>
-      <w:pPr>
-        <w:jc w:val="right"/>
-        <w:bidi/>
-      </w:pPr>
-      <w:r>
-        <w:rPr>
-          <w:b w:val="0"/>
-          <w:i w:val="0"/>
-        </w:rPr>
-        <w:t>ليكو ۸۳۵۰۵۸۲۲۱۱ ة و لا ةينطولا ي رت نب حبار نب دعس ي طملا</w:t>
-      </w:r>
-    </w:p>
-    <w:p>
-      <w:pPr>
-        <w:jc w:val="right"/>
-        <w:bidi/>
-      </w:pPr>
-      <w:r>
-        <w:rPr>
-          <w:b w:val="0"/>
-          <w:i w:val="0"/>
-        </w:rPr>
-        <w:t>الدعوى</w:t>
-      </w:r>
-    </w:p>
-    <w:p>
-      <w:pPr>
-        <w:jc w:val="right"/>
-        <w:bidi/>
-      </w:pPr>
-      <w:r>
-        <w:rPr>
-          <w:b w:val="0"/>
-          <w:i w:val="0"/>
-        </w:rPr>
-        <w:t>دم ھيلع .رخا ،) اـنركذ نا صـص ا ا بـس 90 % نـم سار لاملا ، اـمك مـكغلبن نأ ماـظنلا حمـس ال اـنل ةـفاضإب دـم وا خ راتو 10 2/ 1438/ ـ قي صاصتخاب ءاضقلا يراجتلا رظنل هذ ىوعدلا ( قفرم كص مكح صاصتخ ) اـ لع نـم ةكرـش دـمحا ز .ةـ راجتلا اـملع ھـنأ ردـص مـكح نـم ةـمكحملا ةـماعلا ةدـجب كـصب مـقر 3855849 نـم لـبق كوـم اـمم انرطـضا إ ءاـجتل إ مكتليـضف مازلـإل دملا ھـيلع دادـس ةـميق صـص ا ـلا وتـسا ام و نا دملا ھيلع دـق عنتمأ دـنع دادـس ةميق صـص ا راشملا ا لإ هالعأ مدعلو ھتباجتـسا تابلاطملل ةيدولا ھـيلع ام دـلاوو بجوـمب كـص رـصح ةـثرو مـقر 38391575 خـ راتو 12 5/ 1438/ ( ـ قفرم كـص رـصح ةـثرولا ) 21 4/ 1438/ ـ وـت ثروـم كوـم روـفغملا ھـل نذإـب هللا / دـمحأ ساـبع ز ، رـصحناو ھـثرإ دملا دملاو ـلا تـ رجأ اـ ةـيلمع عيبـلا تـالا و ةـلطاب ءاـنب ع نادـقف ثروملا ھـمحري هللا ةـيل ألل ءاـنثا ة ـف .عيبـلا خ راـت و نـم بـخ فـل م نـم لـبق رئاودـلا ةـ راجتلا ناويدـب ملاـظملا .ھنيح ( قـفرم ر رقتلا ساـحملا ) اـملع نأ تـالا ولا ةئامعـس و دـحاوو نوثـالثو لاـ ر و ةبـس ب ( 90 )% نـم سار لاـم ةكرـشلا كـلذو ءاـنب ع ر رقت ساـحم رداـص صـص ا اـغلبم ةردـقو ( 368.757.931 ) ةـئامثالث ةـينامثو نوتـسو نوـيلم ةئامعبـسو ةعبـسو نوـسمخو فلا ةـيكلم كـلت صـص ا و ةبـس ب ( 90 )% نـم كـالمأ ثروـم كوـم إ كـالمأ دملا ھـيلع ، دـقو تـغلب ةـميق كلت ھـمحري هللا ndash ; ھـسفنل ثـيح عـقو نع ع اـبلا نعو ي ـشملا ةـميقب عـيب ( 450.000 ) لاـ ر طقف كلذـ و تلقتنا دـمحا ز ةـ راجتلا ( تاذ ةيلوئـسم ةدودـحم ) ل ـ يراـجت مـقر 4030196102 نـم ثروـم كوـم ndash; تـالا ولا ةـحونمملا ھل نم ثروـم كوم ndash ; ھـمحري هللا ndash ; ماـقو عيقوتلاب ھنع عيب ھصـصح ةكرـش ( قـفرم كـص مـك ا ) و ة ـف كـشلا ةـب رلاو ءاـنثو رظن ىوـعد وـلا راـشملا اـ لإ هـالعا لغتـسا دملا ھيلع كـصلاب مـقر 43281449 خـ راتو 26 7/ 1434/ ـ ـ قي وـتب اـميق ع ثروملا ھنادـقفل ةـيل كارد و زجوـن إ مكتليـضف اـناوعد ليـصفتلاب ي : خـ راتب 26 7/ 1434/ ـ ردـص مـكح نـم ةـمكحملا ةـماعلا ةدـجب</w:t>
-      </w:r>
-    </w:p>
-    <w:p>
-      <w:pPr>
-        <w:jc w:val="right"/>
-        <w:bidi/>
-      </w:pPr>
-      <w:r>
-        <w:rPr>
-          <w:b w:val="0"/>
-          <w:i w:val="0"/>
-        </w:rPr>
-        <w:t>ةعفارملا</w:t>
-      </w:r>
-    </w:p>
-    <w:p>
-      <w:pPr>
-        <w:jc w:val="right"/>
-        <w:bidi/>
-      </w:pPr>
-      <w:r>
-        <w:rPr>
-          <w:b w:val="0"/>
-          <w:i w:val="0"/>
-        </w:rPr>
-        <w:t>فارطأ ةيضقلا ةع اتم ةلماعملا ىدل ةطرشلا ، ھيلعو تعفر .ةسل ا اـمك ـش إ ةداـعإ ةـلماعملا إ ةطرـشلا ةـقفرب تادن ـسملا ةدـيد ا ةدراوـلا نـم كـنبلا يزكرملا عو ن فرطلا ةـسل ا ـش ةرئادـلا إ اـ أ تدـقع هذـ ةـسل ا نـع دـع ـع لاـصت ي رملا ، نـعو قـ رط ماـظن ـ اقت ،</w:t>
-      </w:r>
-    </w:p>
-    <w:p>
-      <w:pPr>
-        <w:jc w:val="right"/>
-        <w:bidi/>
-      </w:pPr>
-      <w:r>
-        <w:rPr>
-          <w:b w:val="0"/>
-          <w:i w:val="0"/>
-        </w:rPr>
-        <w:t>ضبط</w:t>
-      </w:r>
-    </w:p>
-    <w:p>
-      <w:pPr>
-        <w:jc w:val="right"/>
-        <w:bidi/>
-      </w:pPr>
-      <w:r>
-        <w:rPr>
-          <w:b w:val="0"/>
-          <w:i w:val="0"/>
-        </w:rPr>
-        <w:t>بجدة التجار ة المحكمة و الدائرة ۲ : ةـ الصفح رقم ۲۳ : ا لسة رقم ٤۲۸۲٤۷۱۷ : القضية رقم</w:t>
-      </w:r>
-    </w:p>
-    <w:p>
-      <w:pPr>
-        <w:jc w:val="right"/>
-        <w:bidi/>
-      </w:pPr>
-      <w:r>
-        <w:rPr>
-          <w:b w:val="0"/>
-          <w:i w:val="0"/>
-        </w:rPr>
-        <w:t>أسامھ بن احمد بن عباس زيني</w:t>
-      </w:r>
-    </w:p>
-    <w:p>
-      <w:pPr>
-        <w:jc w:val="right"/>
-        <w:bidi/>
-      </w:pPr>
-      <w:r>
-        <w:rPr>
-          <w:b w:val="0"/>
-          <w:i w:val="0"/>
-        </w:rPr>
-        <w:t>أسامھ بن احمد بن عباس زيني</w:t>
-      </w:r>
-    </w:p>
-    <w:p>
-      <w:pPr>
-        <w:jc w:val="right"/>
-        <w:bidi/>
-      </w:pPr>
-      <w:r>
-        <w:rPr>
-          <w:b w:val="0"/>
-          <w:i w:val="0"/>
-        </w:rPr>
-        <w:t>أسامھ بن احمد بن عباس زيني</w:t>
-      </w:r>
-    </w:p>
-    <w:p>
-      <w:pPr>
-        <w:jc w:val="right"/>
-        <w:bidi/>
-      </w:pPr>
-      <w:r>
-        <w:rPr>
-          <w:b w:val="0"/>
-          <w:i w:val="0"/>
-        </w:rPr>
-        <w:t>أسامھ بن احمد بن عباس زيني</w:t>
-      </w:r>
-    </w:p>
-    <w:p>
-      <w:pPr>
-        <w:jc w:val="right"/>
-        <w:bidi/>
-      </w:pPr>
-      <w:r>
-        <w:rPr>
-          <w:b w:val="0"/>
-          <w:i w:val="0"/>
-        </w:rPr>
-        <w:t>أسامھ بن احمد بن عباس زيني</w:t>
-      </w:r>
-    </w:p>
-    <w:p>
-      <w:pPr>
-        <w:jc w:val="right"/>
-        <w:bidi/>
-      </w:pPr>
-      <w:r>
-        <w:rPr>
-          <w:b w:val="0"/>
-          <w:i w:val="0"/>
-        </w:rPr>
-        <w:t>أسامھ بن احمد بن عباس زيني</w:t>
-      </w:r>
-    </w:p>
-    <w:p>
-      <w:pPr>
-        <w:jc w:val="right"/>
-        <w:bidi/>
-      </w:pPr>
-      <w:r>
-        <w:rPr>
-          <w:b w:val="0"/>
-          <w:i w:val="0"/>
-        </w:rPr>
-        <w:t>أسامھ بن احمد بن عباس زيني</w:t>
-      </w:r>
-    </w:p>
-    <w:p>
-      <w:pPr>
-        <w:jc w:val="right"/>
-        <w:bidi/>
-      </w:pPr>
-      <w:r>
-        <w:rPr>
-          <w:b w:val="0"/>
-          <w:i w:val="0"/>
-        </w:rPr>
-        <w:t>أسامھ بن احمد بن عباس زيني</w:t>
-      </w:r>
-    </w:p>
-    <w:p>
-      <w:pPr>
-        <w:jc w:val="right"/>
-        <w:bidi/>
-      </w:pPr>
-      <w:r>
-        <w:rPr>
-          <w:b w:val="0"/>
-          <w:i w:val="0"/>
-        </w:rPr>
-        <w:t>ابع نب دمحا نب ھماسأ</w:t>
-      </w:r>
-    </w:p>
-    <w:p>
-      <w:pPr>
-        <w:jc w:val="right"/>
-        <w:bidi/>
-      </w:pPr>
-      <w:r>
-        <w:rPr>
-          <w:b w:val="0"/>
-          <w:i w:val="0"/>
-        </w:rPr>
-        <w:t>ابع نب دمحا نب ھماسأ</w:t>
-      </w:r>
-    </w:p>
-    <w:p>
-      <w:pPr>
-        <w:jc w:val="right"/>
-        <w:bidi/>
-      </w:pPr>
-      <w:r>
-        <w:rPr>
-          <w:b w:val="0"/>
-          <w:i w:val="0"/>
-        </w:rPr>
-        <w:t>سم ز عباس احمد عدنان الصفة المد التوقيع</w:t>
-      </w:r>
-    </w:p>
-    <w:p>
-      <w:pPr>
-        <w:jc w:val="right"/>
-        <w:bidi/>
-      </w:pPr>
-      <w:r>
-        <w:rPr>
-          <w:b w:val="0"/>
-          <w:i w:val="0"/>
-        </w:rPr>
-        <w:t>عيقوتلا ىماحم ةفصلا قراط فلخ نب ع ار ى را ا مس</w:t>
-      </w:r>
-    </w:p>
-    <w:p>
-      <w:pPr>
-        <w:jc w:val="right"/>
-        <w:bidi/>
-      </w:pPr>
-      <w:r>
-        <w:rPr>
-          <w:b w:val="0"/>
-          <w:i w:val="0"/>
-        </w:rPr>
-        <w:t>عيقوتلا ىماحم ةفصلا ناميلس دمحم ناميلس يريدسلا مس</w:t>
-      </w:r>
-    </w:p>
-    <w:p>
-      <w:pPr>
-        <w:jc w:val="right"/>
-        <w:bidi/>
-      </w:pPr>
-      <w:r>
-        <w:rPr>
-          <w:b w:val="0"/>
-          <w:i w:val="0"/>
-        </w:rPr>
-        <w:t>عيقوتلا ىماحم ةفصلا ناطلس دجام رصان ي اطحقلا مس</w:t>
-      </w:r>
-    </w:p>
-    <w:p>
-      <w:pPr>
-        <w:jc w:val="right"/>
-        <w:bidi/>
-      </w:pPr>
-      <w:r>
-        <w:rPr>
-          <w:b w:val="0"/>
-          <w:i w:val="0"/>
-        </w:rPr>
-        <w:t>سم ز عباس احمد اسامة الصفة عليھ مد التوقيع</w:t>
-      </w:r>
-    </w:p>
-    <w:p>
-      <w:pPr>
-        <w:jc w:val="right"/>
-        <w:bidi/>
-      </w:pPr>
-      <w:r>
-        <w:rPr>
-          <w:b w:val="0"/>
-          <w:i w:val="0"/>
-        </w:rPr>
-        <w:t>عيقوتلا 2003 ةفصلا رمع دوعس نب دعس ي طملا مس</w:t>
-      </w:r>
-    </w:p>
-    <w:p>
-      <w:pPr>
-        <w:jc w:val="right"/>
-        <w:bidi/>
-      </w:pPr>
-      <w:r>
-        <w:rPr>
-          <w:b w:val="0"/>
-          <w:i w:val="0"/>
-        </w:rPr>
-        <w:t>عيقوتلا ليكو ةفصلا ي رت نب حبار نب دعس ي طملا مس</w:t>
-      </w:r>
-    </w:p>
-    <w:p>
-      <w:pPr>
-        <w:jc w:val="right"/>
-        <w:bidi/>
-      </w:pPr>
-      <w:r>
-        <w:rPr>
-          <w:b w:val="0"/>
-          <w:i w:val="0"/>
-        </w:rPr>
-        <w:t>عيقوتلا س ئر ةرئادلا ةيئاضقلاةفصلا فاسع نب اص اوعلا مس</w:t>
-      </w:r>
-    </w:p>
-    <w:p>
-      <w:pPr>
-        <w:jc w:val="right"/>
-        <w:bidi/>
-      </w:pPr>
-      <w:r>
-        <w:rPr>
-          <w:b w:val="0"/>
-          <w:i w:val="0"/>
-        </w:rPr>
-        <w:t>ضبط</w:t>
-      </w:r>
-    </w:p>
-    <w:p>
-      <w:pPr>
-        <w:jc w:val="right"/>
-        <w:bidi/>
-      </w:pPr>
-      <w:r>
-        <w:rPr>
-          <w:b w:val="0"/>
-          <w:i w:val="0"/>
-        </w:rPr>
-        <w:t>بجدة التجار ة المحكمة و الدائرة ۳ : ةـ الصفح رقم ۲۳ : ا لسة رقم ٤۲۸۲٤۷۱۷ : القضية رقم</w:t>
-      </w:r>
-    </w:p>
-    <w:p>
-      <w:pPr>
-        <w:jc w:val="right"/>
-        <w:bidi/>
-      </w:pPr>
-      <w:r>
-        <w:rPr>
-          <w:b w:val="0"/>
-          <w:i w:val="0"/>
-        </w:rPr>
-        <w:t>فارطأ ةيضقلا</w:t>
-      </w:r>
-    </w:p>
-    <w:p>
-      <w:pPr>
-        <w:jc w:val="right"/>
-        <w:bidi/>
-      </w:pPr>
-      <w:r>
-        <w:rPr>
-          <w:b w:val="0"/>
-          <w:i w:val="0"/>
-        </w:rPr>
-        <w:t>الدائرة أعضاء توقيع</w:t>
+        <w:t>[صفحة 3]</w:t>
+        <w:br/>
+        <w:t>ةيدوعسلا ةيبرعلا ةعلمما ]كلك</w:t>
+        <w:br/>
+        <w:t>5ه دزارة ضبط</w:t>
+        <w:br/>
+        <w:t>له .وزارة العدل</w:t>
+        <w:br/>
+        <w:t>الا 1 لا</w:t>
+        <w:br/>
+        <w:t>اس ا 22</w:t>
+        <w:br/>
+        <w:t>1 00</w:t>
+        <w:br/>
+        <w:t>المحكمة التجارية بجدة رقم الصفحة: ا ا و</w:t>
+        <w:br/>
+        <w:t>الدائرة الاولى رقم القضية: 2417814017 رقمالجلسة: ‎١+‏ سانت لس</w:t>
+        <w:br/>
+        <w:t>يبعبْ|!ِْبِبٍٍٍٍٍِِِِِِجِجطجبجبجبج|جىجبجبجبجبجبجبجطجىجىجىجىجىجبجىجىج7ج7ط7|!|!| اا ةيصصلاا فايل ||, دأسلل</w:t>
+        <w:br/>
+        <w:t>1 8 مسإلا</w:t>
+        <w:br/>
+        <w:t>تلا دملا ةصلا</w:t>
+        <w:br/>
+        <w:t>عدنان احمد عباس زبني الصفة يي التوقيع</w:t>
+        <w:br/>
+        <w:t>1 8 مسإلا</w:t>
+        <w:br/>
+        <w:t>يقوتلا احم ةفصلا</w:t>
+        <w:br/>
+        <w:t>عيقوتلا و ىثراحلا عيار نب فلخ قراط</w:t>
+        <w:br/>
+        <w:t>7 مسإلا</w:t>
+        <w:br/>
+        <w:t>ةوتلا اجم هيلا</w:t>
+        <w:br/>
+        <w:t>سليمان محمد سليمان السديري للصياعة” رن لتوقيع</w:t>
+        <w:br/>
+        <w:t>1 8 مسإلا</w:t>
+        <w:br/>
+        <w:t>لا احم ةفصلا</w:t>
+        <w:br/>
+        <w:t>عيقوتلا ّ يناطحقلا رصان دجام ناّطلَس</w:t>
+        <w:br/>
+        <w:t>1 8 مسإلا</w:t>
+        <w:br/>
+        <w:t>تلا هيلع ةصلا</w:t>
+        <w:br/>
+        <w:t>عيقوتلا يلع ىعدم ةفصلا تو ساايع دمحا ةماس</w:t>
+        <w:br/>
+        <w:t>عيقوتلا 2003 ةفصلا مسا</w:t>
+        <w:br/>
+        <w:t>يريطملا دعس نب دوعس رمع</w:t>
+        <w:br/>
+        <w:t>1 : مسإلا</w:t>
+        <w:br/>
+        <w:t>الصفة وكيل التوقي</w:t>
+        <w:br/>
+        <w:t>ع يريطملا دعس نب حبار نب يكرت</w:t>
+        <w:br/>
+        <w:t>للك قوقيع أعضاءالدائرة 7777 طسبي يبب</w:t>
+        <w:br/>
+        <w:t>” ةيئاضقلا ةرئادلا سيئر يجاوعلا حلاص نب فاسع</w:t>
       </w:r>
     </w:p>
     <w:sectPr>

--- a/zaini_case_audit_output/outputs/word/documents/097_جلسة يوم 01-08-1444 ـ قضية 42824717 ـ ارسال القاضي مستندات موقع من الشيخ احمد ال.docx
+++ b/zaini_case_audit_output/outputs/word/documents/097_جلسة يوم 01-08-1444 ـ قضية 42824717 ـ ارسال القاضي مستندات موقع من الشيخ احمد ال.docx
@@ -70,27 +70,74 @@
     <w:p/>
     <w:p>
       <w:pPr>
+        <w:pStyle w:val="Heading2"/>
         <w:jc w:val="right"/>
         <w:bidi/>
       </w:pPr>
       <w:r>
-        <w:rPr>
-          <w:b w:val="0"/>
-          <w:i w:val="0"/>
-        </w:rPr>
-        <w:t>[صفحة 1]</w:t>
+        <w:t>صفحة 1</w:t>
+      </w:r>
+    </w:p>
+    <w:p>
+      <w:pPr>
+        <w:pStyle w:val="Heading2"/>
+        <w:jc w:val="right"/>
+        <w:bidi/>
+      </w:pPr>
+      <w:r>
+        <w:t>[نص الضبط / الحكم — المتن الفعلي] ===</w:t>
         <w:br/>
         <w:t>2</w:t>
         <w:br/>
         <w:t>ةيدوعسلا ةيبرعلا ةعدمما كالا</w:t>
+      </w:r>
+    </w:p>
+    <w:p>
+      <w:pPr>
+        <w:pStyle w:val="Heading2"/>
+        <w:jc w:val="right"/>
+        <w:bidi/>
+      </w:pPr>
+      <w:r>
+        <w:t>[ترويسة / كليشة وزارة العدل — معلومات رسمية متكررة] ===</w:t>
         <w:br/>
         <w:t>هما وزارة العدل ضبط</w:t>
+      </w:r>
+    </w:p>
+    <w:p>
+      <w:pPr>
+        <w:pStyle w:val="Heading2"/>
+        <w:jc w:val="right"/>
+        <w:bidi/>
+      </w:pPr>
+      <w:r>
+        <w:t>[نص الضبط / الحكم — المتن الفعلي] ===</w:t>
         <w:br/>
         <w:t>انا لالا</w:t>
         <w:br/>
         <w:t>2س -- وير</w:t>
+      </w:r>
+    </w:p>
+    <w:p>
+      <w:pPr>
+        <w:pStyle w:val="Heading2"/>
+        <w:jc w:val="right"/>
+        <w:bidi/>
+      </w:pPr>
+      <w:r>
+        <w:t>[ترويسة / كليشة وزارة العدل — معلومات رسمية متكررة] ===</w:t>
         <w:br/>
         <w:t>المحكمة التجارية بجدة رقم الصفحة: ‎١‏ ص ا .]م</w:t>
+      </w:r>
+    </w:p>
+    <w:p>
+      <w:pPr>
+        <w:pStyle w:val="Heading2"/>
+        <w:jc w:val="right"/>
+        <w:bidi/>
+      </w:pPr>
+      <w:r>
+        <w:t>[نص الضبط / الحكم — المتن الفعلي] ===</w:t>
         <w:br/>
         <w:t>الدائرة الاولى ‎١‏ رقم القضية: 2417814017 رقمالجلسة: ‎١+‏ سبا نسل لها</w:t>
         <w:br/>
@@ -105,12 +152,42 @@
         <w:t>ىماحم يدوعس لقتل كح ةينطولا ةيوهلا يباله نب ملاس هللا دبع عياش</w:t>
         <w:br/>
         <w:t>ىماحم يدوعس 0 ةينطولا ةيوهلا ىثراحلا عيار َنِب فلخ قراط</w:t>
+      </w:r>
+    </w:p>
+    <w:p>
+      <w:pPr>
+        <w:pStyle w:val="Heading2"/>
+        <w:jc w:val="right"/>
+        <w:bidi/>
+      </w:pPr>
+      <w:r>
+        <w:t>[بيانات الأطراف: المدعي / المدعى عليه / الحاضرون] ===</w:t>
         <w:br/>
         <w:t>سلطان ماجد ناصر القحطاني الهوية الوطنية لو بلاس .1 سعودي حاضر</w:t>
         <w:br/>
         <w:t>سليمان محمد سليمان السديري الهوية الوطنية ‎١.١١‏ سعودي محامى</w:t>
+      </w:r>
+    </w:p>
+    <w:p>
+      <w:pPr>
+        <w:pStyle w:val="Heading2"/>
+        <w:jc w:val="right"/>
+        <w:bidi/>
+      </w:pPr>
+      <w:r>
+        <w:t>[نص الضبط / الحكم — المتن الفعلي] ===</w:t>
         <w:br/>
         <w:t>ىماحم يدوعس لي ةينطولا ةيوهلا يمايلا حلاص بلاط يلع</w:t>
+      </w:r>
+    </w:p>
+    <w:p>
+      <w:pPr>
+        <w:pStyle w:val="Heading2"/>
+        <w:jc w:val="right"/>
+        <w:bidi/>
+      </w:pPr>
+      <w:r>
+        <w:t>[بيانات الأطراف: المدعي / المدعى عليه / الحاضرون] ===</w:t>
         <w:br/>
         <w:t>رفيف راشد جزاء الثقفي الهوية الوطنية لك ل سعودي وكيل</w:t>
         <w:br/>
@@ -119,14 +196,44 @@
         <w:t>عاتقة محمديحيى محمدعلي الحرازي الهوية الوطنية لز سعودي مدعى عليه</w:t>
         <w:br/>
         <w:t>اسامة احمد عباس زيني الهوية الوطنية ل سعودي مدعى عليه</w:t>
+      </w:r>
+    </w:p>
+    <w:p>
+      <w:pPr>
+        <w:pStyle w:val="Heading2"/>
+        <w:jc w:val="right"/>
+        <w:bidi/>
+      </w:pPr>
+      <w:r>
+        <w:t>[نص الضبط / الحكم — المتن الفعلي] ===</w:t>
         <w:br/>
         <w:t>ىماحم يدوعس لكل ل د ةينطولا ةيوهلا يريطملا ضئاع حلاص رساي</w:t>
         <w:br/>
         <w:t>ىماحم يدوعس لح تف كتف ةينطولا ةيوهلا دشار نب حرفم نب فرشم نب يلع</w:t>
         <w:br/>
         <w:t>2003 يدوعس ل ةينطولا ةيوهلا يريطملا دعس نب دوعس رمع</w:t>
+      </w:r>
+    </w:p>
+    <w:p>
+      <w:pPr>
+        <w:pStyle w:val="Heading2"/>
+        <w:jc w:val="right"/>
+        <w:bidi/>
+      </w:pPr>
+      <w:r>
+        <w:t>[بيانات الأطراف: المدعي / المدعى عليه / الحاضرون] ===</w:t>
         <w:br/>
         <w:t>سلطان ماجد ناصر القحطاني الهوية الوطنية كفي ل سعودي محامى</w:t>
+      </w:r>
+    </w:p>
+    <w:p>
+      <w:pPr>
+        <w:pStyle w:val="Heading2"/>
+        <w:jc w:val="right"/>
+        <w:bidi/>
+      </w:pPr>
+      <w:r>
+        <w:t>[نص الضبط / الحكم — المتن الفعلي] ===</w:t>
         <w:br/>
         <w:t>ليكو يدوعس ل ةينطولا ةيوهلا يريطملا دعس نب دوعس رمع</w:t>
         <w:br/>
@@ -135,8 +242,28 @@
         <w:t>ليكو ‏١1١14‎ . هل ةينطولا ةيوهلا يريطملا دعس نب حبار نب يكرت</w:t>
         <w:br/>
         <w:t>ل تا قتحت الجلسة يحضور ةاش ااا ببح</w:t>
+      </w:r>
+    </w:p>
+    <w:p>
+      <w:pPr>
+        <w:pStyle w:val="Heading2"/>
+        <w:jc w:val="right"/>
+        <w:bidi/>
+      </w:pPr>
+      <w:r>
+        <w:t>[بيانات الأطراف: المدعي / المدعى عليه / الحاضرون] ===</w:t>
         <w:br/>
         <w:t>عدنان احمد عباس زيني الهوية التوطنية شف كل السعودية المدعي</w:t>
+      </w:r>
+    </w:p>
+    <w:p>
+      <w:pPr>
+        <w:pStyle w:val="Heading2"/>
+        <w:jc w:val="right"/>
+        <w:bidi/>
+      </w:pPr>
+      <w:r>
+        <w:t>[نص الضبط / الحكم — المتن الفعلي] ===</w:t>
         <w:br/>
         <w:t>ىماحم ةيدوعسلا 0 ةينطولا ةيوبلا ىثراحلا عيار نب فلخ قراط</w:t>
         <w:br/>
@@ -147,37 +274,73 @@
     </w:p>
     <w:p>
       <w:pPr>
+        <w:pStyle w:val="Heading2"/>
         <w:jc w:val="right"/>
         <w:bidi/>
       </w:pPr>
       <w:r>
-        <w:rPr>
-          <w:b w:val="0"/>
-          <w:i w:val="0"/>
-        </w:rPr>
-        <w:t>[صفحة 2]</w:t>
+        <w:t>صفحة 2</w:t>
+      </w:r>
+    </w:p>
+    <w:p>
+      <w:pPr>
+        <w:pStyle w:val="Heading2"/>
+        <w:jc w:val="right"/>
+        <w:bidi/>
+      </w:pPr>
+      <w:r>
+        <w:t>[نص الضبط / الحكم — المتن الفعلي] ===</w:t>
         <w:br/>
         <w:t>00</w:t>
         <w:br/>
         <w:t>ار انا</w:t>
+      </w:r>
+    </w:p>
+    <w:p>
+      <w:pPr>
+        <w:pStyle w:val="Heading2"/>
+        <w:jc w:val="right"/>
+        <w:bidi/>
+      </w:pPr>
+      <w:r>
+        <w:t>[ترويسة / كليشة وزارة العدل — معلومات رسمية متكررة] ===</w:t>
         <w:br/>
         <w:t>المحكمة التجارية بجدة ‎١‏ رقم الصفحة: 2 ”</w:t>
+      </w:r>
+    </w:p>
+    <w:p>
+      <w:pPr>
+        <w:pStyle w:val="Heading2"/>
+        <w:jc w:val="right"/>
+        <w:bidi/>
+      </w:pPr>
+      <w:r>
+        <w:t>[نص الضبط / الحكم — المتن الفعلي] ===</w:t>
         <w:br/>
         <w:t>الدائرة الاولى رقم القضية: ‎4781401١‏ رقمالجلسة: ‎١"‏ اف</w:t>
+      </w:r>
+    </w:p>
+    <w:p>
+      <w:pPr>
+        <w:pStyle w:val="Heading2"/>
+        <w:jc w:val="right"/>
+        <w:bidi/>
+      </w:pPr>
+      <w:r>
+        <w:t>[بيانات الأطراف: المدعي / المدعى عليه / الحاضرون] ===</w:t>
         <w:br/>
         <w:t>اسامة احمد عباس زيني الهوبة الوطنية ا السعودية مدعى عليه</w:t>
       </w:r>
     </w:p>
     <w:p>
       <w:pPr>
+        <w:pStyle w:val="Heading2"/>
         <w:jc w:val="right"/>
         <w:bidi/>
       </w:pPr>
       <w:r>
-        <w:rPr>
-          <w:b w:val="0"/>
-          <w:i w:val="0"/>
-        </w:rPr>
+        <w:t>[نص الضبط / الحكم — المتن الفعلي] ===</w:t>
+        <w:br/>
         <w:t>2003 ةيدوعسلا ل ةينطولا ةبوهلا يريطملا دعس نب دوعس رمع</w:t>
       </w:r>
     </w:p>
@@ -224,8 +387,28 @@
         <w:t>من قبل موكلي مما اضطرنا إلى الالتجاء إلى فضيلتكم لإللزام المدعى عليه بسداد قيمة الحصص التي استوى</w:t>
         <w:br/>
         <w:t>علهنا من شركة احمد زيني التجارية. علماً أنه صدر حكم من المحكمة العامة بجدة بصك رقم 3855849</w:t>
+      </w:r>
+    </w:p>
+    <w:p>
+      <w:pPr>
+        <w:pStyle w:val="Heading2"/>
+        <w:jc w:val="right"/>
+        <w:bidi/>
+      </w:pPr>
+      <w:r>
+        <w:t>[ترويسة / كليشة وزارة العدل — معلومات رسمية متكررة] ===</w:t>
         <w:br/>
         <w:t>وتاريخ 2./10/ 1438ه يقضي باختصاص القضاء التجاري لنظر هذه الدعوى (مرفق صك حكم الاختصاص)</w:t>
+      </w:r>
+    </w:p>
+    <w:p>
+      <w:pPr>
+        <w:pStyle w:val="Heading2"/>
+        <w:jc w:val="right"/>
+        <w:bidi/>
+      </w:pPr>
+      <w:r>
+        <w:t>[نص الضبط / الحكم — المتن الفعلي] ===</w:t>
         <w:br/>
         <w:t>)» ذكرنا ان الحضصص هي نسبتها 9090 من راس المال. كما نبلغكم أن النظام لايسمح لنا بإضافة مدعي او</w:t>
         <w:br/>
@@ -240,29 +423,76 @@
     </w:p>
     <w:p>
       <w:pPr>
+        <w:pStyle w:val="Heading2"/>
         <w:jc w:val="right"/>
         <w:bidi/>
       </w:pPr>
       <w:r>
-        <w:rPr>
-          <w:b w:val="0"/>
-          <w:i w:val="0"/>
-        </w:rPr>
-        <w:t>[صفحة 3]</w:t>
+        <w:t>صفحة 3</w:t>
+      </w:r>
+    </w:p>
+    <w:p>
+      <w:pPr>
+        <w:pStyle w:val="Heading2"/>
+        <w:jc w:val="right"/>
+        <w:bidi/>
+      </w:pPr>
+      <w:r>
+        <w:t>[نص الضبط / الحكم — المتن الفعلي] ===</w:t>
         <w:br/>
         <w:t>ةيدوعسلا ةيبرعلا ةعلمما ]كلك</w:t>
         <w:br/>
         <w:t>5ه دزارة ضبط</w:t>
+      </w:r>
+    </w:p>
+    <w:p>
+      <w:pPr>
+        <w:pStyle w:val="Heading2"/>
+        <w:jc w:val="right"/>
+        <w:bidi/>
+      </w:pPr>
+      <w:r>
+        <w:t>[ترويسة / كليشة وزارة العدل — معلومات رسمية متكررة] ===</w:t>
         <w:br/>
         <w:t>له .وزارة العدل</w:t>
+      </w:r>
+    </w:p>
+    <w:p>
+      <w:pPr>
+        <w:pStyle w:val="Heading2"/>
+        <w:jc w:val="right"/>
+        <w:bidi/>
+      </w:pPr>
+      <w:r>
+        <w:t>[نص الضبط / الحكم — المتن الفعلي] ===</w:t>
         <w:br/>
         <w:t>الا 1 لا</w:t>
         <w:br/>
         <w:t>اس ا 22</w:t>
         <w:br/>
         <w:t>1 00</w:t>
+      </w:r>
+    </w:p>
+    <w:p>
+      <w:pPr>
+        <w:pStyle w:val="Heading2"/>
+        <w:jc w:val="right"/>
+        <w:bidi/>
+      </w:pPr>
+      <w:r>
+        <w:t>[ترويسة / كليشة وزارة العدل — معلومات رسمية متكررة] ===</w:t>
         <w:br/>
         <w:t>المحكمة التجارية بجدة رقم الصفحة: ا ا و</w:t>
+      </w:r>
+    </w:p>
+    <w:p>
+      <w:pPr>
+        <w:pStyle w:val="Heading2"/>
+        <w:jc w:val="right"/>
+        <w:bidi/>
+      </w:pPr>
+      <w:r>
+        <w:t>[نص الضبط / الحكم — المتن الفعلي] ===</w:t>
         <w:br/>
         <w:t>الدائرة الاولى رقم القضية: 2417814017 رقمالجلسة: ‎١+‏ سانت لس</w:t>
         <w:br/>
@@ -271,8 +501,28 @@
         <w:t>1 8 مسإلا</w:t>
         <w:br/>
         <w:t>تلا دملا ةصلا</w:t>
+      </w:r>
+    </w:p>
+    <w:p>
+      <w:pPr>
+        <w:pStyle w:val="Heading2"/>
+        <w:jc w:val="right"/>
+        <w:bidi/>
+      </w:pPr>
+      <w:r>
+        <w:t>[بيانات الأطراف: المدعي / المدعى عليه / الحاضرون] ===</w:t>
         <w:br/>
         <w:t>عدنان احمد عباس زبني الصفة يي التوقيع</w:t>
+      </w:r>
+    </w:p>
+    <w:p>
+      <w:pPr>
+        <w:pStyle w:val="Heading2"/>
+        <w:jc w:val="right"/>
+        <w:bidi/>
+      </w:pPr>
+      <w:r>
+        <w:t>[نص الضبط / الحكم — المتن الفعلي] ===</w:t>
         <w:br/>
         <w:t>1 8 مسإلا</w:t>
         <w:br/>
@@ -303,8 +553,28 @@
         <w:t>يريطملا دعس نب دوعس رمع</w:t>
         <w:br/>
         <w:t>1 : مسإلا</w:t>
+      </w:r>
+    </w:p>
+    <w:p>
+      <w:pPr>
+        <w:pStyle w:val="Heading2"/>
+        <w:jc w:val="right"/>
+        <w:bidi/>
+      </w:pPr>
+      <w:r>
+        <w:t>[بيانات الأطراف: المدعي / المدعى عليه / الحاضرون] ===</w:t>
         <w:br/>
         <w:t>الصفة وكيل التوقي</w:t>
+      </w:r>
+    </w:p>
+    <w:p>
+      <w:pPr>
+        <w:pStyle w:val="Heading2"/>
+        <w:jc w:val="right"/>
+        <w:bidi/>
+      </w:pPr>
+      <w:r>
+        <w:t>[نص الضبط / الحكم — المتن الفعلي] ===</w:t>
         <w:br/>
         <w:t>ع يريطملا دعس نب حبار نب يكرت</w:t>
         <w:br/>

--- a/zaini_case_audit_output/outputs/word/documents/097_جلسة يوم 01-08-1444 ـ قضية 42824717 ـ ارسال القاضي مستندات موقع من الشيخ احمد ال.docx
+++ b/zaini_case_audit_output/outputs/word/documents/097_جلسة يوم 01-08-1444 ـ قضية 42824717 ـ ارسال القاضي مستندات موقع من الشيخ احمد ال.docx
@@ -88,8 +88,18 @@
         <w:t>[نص الضبط / الحكم — المتن الفعلي] ===</w:t>
         <w:br/>
         <w:t>2</w:t>
+      </w:r>
+    </w:p>
+    <w:p>
+      <w:pPr>
+        <w:pStyle w:val="Heading2"/>
+        <w:jc w:val="right"/>
+        <w:bidi/>
+      </w:pPr>
+      <w:r>
+        <w:t>[بيانات الأطراف: المدعي / المدعى عليه / الحاضرون] ===</w:t>
         <w:br/>
-        <w:t>ةيدوعسلا ةيبرعلا ةعدمما كالا</w:t>
+        <w:t>الاك اممدعة العربية السعودية</w:t>
       </w:r>
     </w:p>
     <w:p>
@@ -146,12 +156,6 @@
         <w:t>قلدى الدائرة الاولى وبناء على القضيّة رقم لا١/ا2587151‏ وتاريخ ‎14/١5/١557‏ ه</w:t>
         <w:br/>
         <w:t>ل أنطراق القضية ا ف سس نز لس</w:t>
-        <w:br/>
-        <w:t>ىماحم يدوعس ل ل ةينطولا ةيوهلا يلعثلا رينم نب زاوف دمحم</w:t>
-        <w:br/>
-        <w:t>ىماحم يدوعس لقتل كح ةينطولا ةيوهلا يباله نب ملاس هللا دبع عياش</w:t>
-        <w:br/>
-        <w:t>ىماحم يدوعس 0 ةينطولا ةيوهلا ىثراحلا عيار َنِب فلخ قراط</w:t>
       </w:r>
     </w:p>
     <w:p>
@@ -162,6 +166,12 @@
       </w:pPr>
       <w:r>
         <w:t>[بيانات الأطراف: المدعي / المدعى عليه / الحاضرون] ===</w:t>
+        <w:br/>
+        <w:t>محمد فواز بن منير الثعلي الهوية الوطنية ل ل سعودي محامى</w:t>
+        <w:br/>
+        <w:t>شايع عبد الله سالم بن هلابي الهوية الوطنية حك لتقل سعودي محامى</w:t>
+        <w:br/>
+        <w:t>طارق خلف بِنَ رايع الحارثى الهوية الوطنية 0 سعودي محامى</w:t>
         <w:br/>
         <w:t>سلطان ماجد ناصر القحطاني الهوية الوطنية لو بلاس .1 سعودي حاضر</w:t>
         <w:br/>
@@ -208,10 +218,6 @@
         <w:t>[نص الضبط / الحكم — المتن الفعلي] ===</w:t>
         <w:br/>
         <w:t>ىماحم يدوعس لكل ل د ةينطولا ةيوهلا يريطملا ضئاع حلاص رساي</w:t>
-        <w:br/>
-        <w:t>ىماحم يدوعس لح تف كتف ةينطولا ةيوهلا دشار نب حرفم نب فرشم نب يلع</w:t>
-        <w:br/>
-        <w:t>2003 يدوعس ل ةينطولا ةيوهلا يريطملا دعس نب دوعس رمع</w:t>
       </w:r>
     </w:p>
     <w:p>
@@ -223,7 +229,17 @@
       <w:r>
         <w:t>[بيانات الأطراف: المدعي / المدعى عليه / الحاضرون] ===</w:t>
         <w:br/>
+        <w:t>علي بن مشرف بن مفرح بن راشد الهوية الوطنية فتك فت حل سعودي محامى</w:t>
+        <w:br/>
+        <w:t>عمر سعود بن سعد المطيري الهوية الوطنية ل سعودي 2003</w:t>
+        <w:br/>
         <w:t>سلطان ماجد ناصر القحطاني الهوية الوطنية كفي ل سعودي محامى</w:t>
+        <w:br/>
+        <w:t>عمر سعود بن سعد المطيري الهوية الوطنية ل سعودي وكيل</w:t>
+        <w:br/>
+        <w:t>عزام فيصل ابراهيم خوج الهوية الوطنية كل سعودي محامى</w:t>
+        <w:br/>
+        <w:t>تركي بن رابح بن سعد المطيري الهوية الوطنية له . ‎١1١14‏ وكيل</w:t>
       </w:r>
     </w:p>
     <w:p>
@@ -234,12 +250,6 @@
       </w:pPr>
       <w:r>
         <w:t>[نص الضبط / الحكم — المتن الفعلي] ===</w:t>
-        <w:br/>
-        <w:t>ليكو يدوعس ل ةينطولا ةيوهلا يريطملا دعس نب دوعس رمع</w:t>
-        <w:br/>
-        <w:t>ىماحم يدوعس لك ةينطولا ةيوهلا جوخ ميهاربا لصيف مازع</w:t>
-        <w:br/>
-        <w:t>ليكو ‏١1١14‎ . هل ةينطولا ةيوهلا يريطملا دعس نب حبار نب يكرت</w:t>
         <w:br/>
         <w:t>ل تا قتحت الجلسة يحضور ةاش ااا ببح</w:t>
       </w:r>
@@ -266,10 +276,20 @@
         <w:t>[نص الضبط / الحكم — المتن الفعلي] ===</w:t>
         <w:br/>
         <w:t>ىماحم ةيدوعسلا 0 ةينطولا ةيوبلا ىثراحلا عيار نب فلخ قراط</w:t>
+      </w:r>
+    </w:p>
+    <w:p>
+      <w:pPr>
+        <w:pStyle w:val="Heading2"/>
+        <w:jc w:val="right"/>
+        <w:bidi/>
+      </w:pPr>
+      <w:r>
+        <w:t>[بيانات الأطراف: المدعي / المدعى عليه / الحاضرون] ===</w:t>
         <w:br/>
-        <w:t>ىماحم ةيدوعسلا ‏١‎ ةينطولا ةيوهلا يريدسلا ناميلس دمحم ناميلس</w:t>
+        <w:t>سليمان محمد سليمان السديري الهوية الوطنية ‎١‏ السعودية محامى</w:t>
         <w:br/>
-        <w:t>ىماحم ةيدوعسلا ل يفك ةينطولا ةيوبلا يناطحقلا رصان دجام ناطلس</w:t>
+        <w:t>سلطان ماجد ناصر القحطاني البوية الوطنية كفي ل السعودية محامى</w:t>
       </w:r>
     </w:p>
     <w:p>
@@ -438,9 +458,19 @@
         <w:bidi/>
       </w:pPr>
       <w:r>
+        <w:t>[بيانات الأطراف: المدعي / المدعى عليه / الحاضرون] ===</w:t>
+        <w:br/>
+        <w:t>كلك[ امملعة العربية السعودية</w:t>
+      </w:r>
+    </w:p>
+    <w:p>
+      <w:pPr>
+        <w:pStyle w:val="Heading2"/>
+        <w:jc w:val="right"/>
+        <w:bidi/>
+      </w:pPr>
+      <w:r>
         <w:t>[نص الضبط / الحكم — المتن الفعلي] ===</w:t>
-        <w:br/>
-        <w:t>ةيدوعسلا ةيبرعلا ةعلمما ]كلك</w:t>
         <w:br/>
         <w:t>5ه دزارة ضبط</w:t>
       </w:r>
@@ -545,8 +575,28 @@
         <w:t>1 8 مسإلا</w:t>
         <w:br/>
         <w:t>تلا هيلع ةصلا</w:t>
+      </w:r>
+    </w:p>
+    <w:p>
+      <w:pPr>
+        <w:pStyle w:val="Heading2"/>
+        <w:jc w:val="right"/>
+        <w:bidi/>
+      </w:pPr>
+      <w:r>
+        <w:t>[بيانات الأطراف: المدعي / المدعى عليه / الحاضرون] ===</w:t>
         <w:br/>
-        <w:t>عيقوتلا يلع ىعدم ةفصلا تو ساايع دمحا ةماس</w:t>
+        <w:t>سامة احمد عيااس وت الصفة مدعى علي التوقيع</w:t>
+      </w:r>
+    </w:p>
+    <w:p>
+      <w:pPr>
+        <w:pStyle w:val="Heading2"/>
+        <w:jc w:val="right"/>
+        <w:bidi/>
+      </w:pPr>
+      <w:r>
+        <w:t>[نص الضبط / الحكم — المتن الفعلي] ===</w:t>
         <w:br/>
         <w:t>عيقوتلا 2003 ةفصلا مسا</w:t>
         <w:br/>

--- a/zaini_case_audit_output/outputs/word/documents/097_جلسة يوم 01-08-1444 ـ قضية 42824717 ـ ارسال القاضي مستندات موقع من الشيخ احمد ال.docx
+++ b/zaini_case_audit_output/outputs/word/documents/097_جلسة يوم 01-08-1444 ـ قضية 42824717 ـ ارسال القاضي مستندات موقع من الشيخ احمد ال.docx
@@ -85,7 +85,7 @@
         <w:bidi/>
       </w:pPr>
       <w:r>
-        <w:t>[نص الضبط / الحكم — المتن الفعلي] ===</w:t>
+        <w:t>[المتن الفعلي: الوقائع / الأسباب / المنطوق] ===</w:t>
         <w:br/>
         <w:t>2</w:t>
       </w:r>
@@ -109,7 +109,7 @@
         <w:bidi/>
       </w:pPr>
       <w:r>
-        <w:t>[ترويسة / كليشة وزارة العدل — معلومات رسمية متكررة] ===</w:t>
+        <w:t>[ترويسة / كليشة رسمية — معلومات متكررة] ===</w:t>
         <w:br/>
         <w:t>هما وزارة العدل ضبط</w:t>
       </w:r>
@@ -121,7 +121,7 @@
         <w:bidi/>
       </w:pPr>
       <w:r>
-        <w:t>[نص الضبط / الحكم — المتن الفعلي] ===</w:t>
+        <w:t>[المتن الفعلي: الوقائع / الأسباب / المنطوق] ===</w:t>
         <w:br/>
         <w:t>انا لالا</w:t>
         <w:br/>
@@ -135,7 +135,7 @@
         <w:bidi/>
       </w:pPr>
       <w:r>
-        <w:t>[ترويسة / كليشة وزارة العدل — معلومات رسمية متكررة] ===</w:t>
+        <w:t>[ترويسة / كليشة رسمية — معلومات متكررة] ===</w:t>
         <w:br/>
         <w:t>المحكمة التجارية بجدة رقم الصفحة: ‎١‏ ص ا .]م</w:t>
       </w:r>
@@ -147,7 +147,7 @@
         <w:bidi/>
       </w:pPr>
       <w:r>
-        <w:t>[نص الضبط / الحكم — المتن الفعلي] ===</w:t>
+        <w:t>[المتن الفعلي: الوقائع / الأسباب / المنطوق] ===</w:t>
         <w:br/>
         <w:t>الدائرة الاولى ‎١‏ رقم القضية: 2417814017 رقمالجلسة: ‎١+‏ سبا نسل لها</w:t>
         <w:br/>
@@ -185,7 +185,7 @@
         <w:bidi/>
       </w:pPr>
       <w:r>
-        <w:t>[نص الضبط / الحكم — المتن الفعلي] ===</w:t>
+        <w:t>[المتن الفعلي: الوقائع / الأسباب / المنطوق] ===</w:t>
         <w:br/>
         <w:t>ىماحم يدوعس لي ةينطولا ةيوهلا يمايلا حلاص بلاط يلع</w:t>
       </w:r>
@@ -215,7 +215,7 @@
         <w:bidi/>
       </w:pPr>
       <w:r>
-        <w:t>[نص الضبط / الحكم — المتن الفعلي] ===</w:t>
+        <w:t>[المتن الفعلي: الوقائع / الأسباب / المنطوق] ===</w:t>
         <w:br/>
         <w:t>ىماحم يدوعس لكل ل د ةينطولا ةيوهلا يريطملا ضئاع حلاص رساي</w:t>
       </w:r>
@@ -249,7 +249,7 @@
         <w:bidi/>
       </w:pPr>
       <w:r>
-        <w:t>[نص الضبط / الحكم — المتن الفعلي] ===</w:t>
+        <w:t>[المتن الفعلي: الوقائع / الأسباب / المنطوق] ===</w:t>
         <w:br/>
         <w:t>ل تا قتحت الجلسة يحضور ةاش ااا ببح</w:t>
       </w:r>
@@ -273,7 +273,7 @@
         <w:bidi/>
       </w:pPr>
       <w:r>
-        <w:t>[نص الضبط / الحكم — المتن الفعلي] ===</w:t>
+        <w:t>[المتن الفعلي: الوقائع / الأسباب / المنطوق] ===</w:t>
         <w:br/>
         <w:t>ىماحم ةيدوعسلا 0 ةينطولا ةيوبلا ىثراحلا عيار نب فلخ قراط</w:t>
       </w:r>
@@ -309,7 +309,7 @@
         <w:bidi/>
       </w:pPr>
       <w:r>
-        <w:t>[نص الضبط / الحكم — المتن الفعلي] ===</w:t>
+        <w:t>[المتن الفعلي: الوقائع / الأسباب / المنطوق] ===</w:t>
         <w:br/>
         <w:t>00</w:t>
         <w:br/>
@@ -323,7 +323,7 @@
         <w:bidi/>
       </w:pPr>
       <w:r>
-        <w:t>[ترويسة / كليشة وزارة العدل — معلومات رسمية متكررة] ===</w:t>
+        <w:t>[ترويسة / كليشة رسمية — معلومات متكررة] ===</w:t>
         <w:br/>
         <w:t>المحكمة التجارية بجدة ‎١‏ رقم الصفحة: 2 ”</w:t>
       </w:r>
@@ -335,7 +335,7 @@
         <w:bidi/>
       </w:pPr>
       <w:r>
-        <w:t>[نص الضبط / الحكم — المتن الفعلي] ===</w:t>
+        <w:t>[المتن الفعلي: الوقائع / الأسباب / المنطوق] ===</w:t>
         <w:br/>
         <w:t>الدائرة الاولى رقم القضية: ‎4781401١‏ رقمالجلسة: ‎١"‏ اف</w:t>
       </w:r>
@@ -359,7 +359,7 @@
         <w:bidi/>
       </w:pPr>
       <w:r>
-        <w:t>[نص الضبط / الحكم — المتن الفعلي] ===</w:t>
+        <w:t>[المتن الفعلي: الوقائع / الأسباب / المنطوق] ===</w:t>
         <w:br/>
         <w:t>2003 ةيدوعسلا ل ةينطولا ةبوهلا يريطملا دعس نب دوعس رمع</w:t>
       </w:r>
@@ -416,7 +416,7 @@
         <w:bidi/>
       </w:pPr>
       <w:r>
-        <w:t>[ترويسة / كليشة وزارة العدل — معلومات رسمية متكررة] ===</w:t>
+        <w:t>[ترويسة / كليشة رسمية — معلومات متكررة] ===</w:t>
         <w:br/>
         <w:t>وتاريخ 2./10/ 1438ه يقضي باختصاص القضاء التجاري لنظر هذه الدعوى (مرفق صك حكم الاختصاص)</w:t>
       </w:r>
@@ -428,7 +428,7 @@
         <w:bidi/>
       </w:pPr>
       <w:r>
-        <w:t>[نص الضبط / الحكم — المتن الفعلي] ===</w:t>
+        <w:t>[المتن الفعلي: الوقائع / الأسباب / المنطوق] ===</w:t>
         <w:br/>
         <w:t>)» ذكرنا ان الحضصص هي نسبتها 9090 من راس المال. كما نبلغكم أن النظام لايسمح لنا بإضافة مدعي او</w:t>
         <w:br/>
@@ -470,7 +470,7 @@
         <w:bidi/>
       </w:pPr>
       <w:r>
-        <w:t>[نص الضبط / الحكم — المتن الفعلي] ===</w:t>
+        <w:t>[المتن الفعلي: الوقائع / الأسباب / المنطوق] ===</w:t>
         <w:br/>
         <w:t>5ه دزارة ضبط</w:t>
       </w:r>
@@ -482,7 +482,7 @@
         <w:bidi/>
       </w:pPr>
       <w:r>
-        <w:t>[ترويسة / كليشة وزارة العدل — معلومات رسمية متكررة] ===</w:t>
+        <w:t>[ترويسة / كليشة رسمية — معلومات متكررة] ===</w:t>
         <w:br/>
         <w:t>له .وزارة العدل</w:t>
       </w:r>
@@ -494,7 +494,7 @@
         <w:bidi/>
       </w:pPr>
       <w:r>
-        <w:t>[نص الضبط / الحكم — المتن الفعلي] ===</w:t>
+        <w:t>[المتن الفعلي: الوقائع / الأسباب / المنطوق] ===</w:t>
         <w:br/>
         <w:t>الا 1 لا</w:t>
         <w:br/>
@@ -510,7 +510,7 @@
         <w:bidi/>
       </w:pPr>
       <w:r>
-        <w:t>[ترويسة / كليشة وزارة العدل — معلومات رسمية متكررة] ===</w:t>
+        <w:t>[ترويسة / كليشة رسمية — معلومات متكررة] ===</w:t>
         <w:br/>
         <w:t>المحكمة التجارية بجدة رقم الصفحة: ا ا و</w:t>
       </w:r>
@@ -522,7 +522,7 @@
         <w:bidi/>
       </w:pPr>
       <w:r>
-        <w:t>[نص الضبط / الحكم — المتن الفعلي] ===</w:t>
+        <w:t>[المتن الفعلي: الوقائع / الأسباب / المنطوق] ===</w:t>
         <w:br/>
         <w:t>الدائرة الاولى رقم القضية: 2417814017 رقمالجلسة: ‎١+‏ سانت لس</w:t>
         <w:br/>
@@ -552,7 +552,7 @@
         <w:bidi/>
       </w:pPr>
       <w:r>
-        <w:t>[نص الضبط / الحكم — المتن الفعلي] ===</w:t>
+        <w:t>[المتن الفعلي: الوقائع / الأسباب / المنطوق] ===</w:t>
         <w:br/>
         <w:t>1 8 مسإلا</w:t>
         <w:br/>
@@ -596,7 +596,7 @@
         <w:bidi/>
       </w:pPr>
       <w:r>
-        <w:t>[نص الضبط / الحكم — المتن الفعلي] ===</w:t>
+        <w:t>[المتن الفعلي: الوقائع / الأسباب / المنطوق] ===</w:t>
         <w:br/>
         <w:t>عيقوتلا 2003 ةفصلا مسا</w:t>
         <w:br/>
@@ -624,7 +624,7 @@
         <w:bidi/>
       </w:pPr>
       <w:r>
-        <w:t>[نص الضبط / الحكم — المتن الفعلي] ===</w:t>
+        <w:t>[المتن الفعلي: الوقائع / الأسباب / المنطوق] ===</w:t>
         <w:br/>
         <w:t>ع يريطملا دعس نب حبار نب يكرت</w:t>
         <w:br/>

--- a/zaini_case_audit_output/outputs/word/documents/097_جلسة يوم 01-08-1444 ـ قضية 42824717 ـ ارسال القاضي مستندات موقع من الشيخ احمد ال.docx
+++ b/zaini_case_audit_output/outputs/word/documents/097_جلسة يوم 01-08-1444 ـ قضية 42824717 ـ ارسال القاضي مستندات موقع من الشيخ احمد ال.docx
@@ -51,20 +51,6 @@
           <w:i/>
         </w:rPr>
         <w:t>[مخرج آلي / Script Output - سماوي]  [مخرج آلي يحتاج مراجعة بشرية - وردي]</w:t>
-      </w:r>
-    </w:p>
-    <w:p>
-      <w:pPr>
-        <w:jc w:val="right"/>
-        <w:bidi/>
-      </w:pPr>
-      <w:r>
-        <w:rPr>
-          <w:b w:val="0"/>
-          <w:i/>
-          <w:color w:val="C00000"/>
-        </w:rPr>
-        <w:t>[نص ممسوح OCR صُحِّح ترتيبه آلياً — قد يحتوي أخطاء طفيفة]</w:t>
       </w:r>
     </w:p>
     <w:p/>
@@ -123,7 +109,7 @@
       <w:r>
         <w:t>[المتن الفعلي: الوقائع / الأسباب / المنطوق] ===</w:t>
         <w:br/>
-        <w:t>انا لالا</w:t>
+        <w:t>الال انا</w:t>
         <w:br/>
         <w:t>2س -- وير</w:t>
       </w:r>
@@ -176,28 +162,8 @@
         <w:t>سلطان ماجد ناصر القحطاني الهوية الوطنية لو بلاس .1 سعودي حاضر</w:t>
         <w:br/>
         <w:t>سليمان محمد سليمان السديري الهوية الوطنية ‎١.١١‏ سعودي محامى</w:t>
-      </w:r>
-    </w:p>
-    <w:p>
-      <w:pPr>
-        <w:pStyle w:val="Heading2"/>
-        <w:jc w:val="right"/>
-        <w:bidi/>
-      </w:pPr>
-      <w:r>
-        <w:t>[المتن الفعلي: الوقائع / الأسباب / المنطوق] ===</w:t>
         <w:br/>
-        <w:t>ىماحم يدوعس لي ةينطولا ةيوهلا يمايلا حلاص بلاط يلع</w:t>
-      </w:r>
-    </w:p>
-    <w:p>
-      <w:pPr>
-        <w:pStyle w:val="Heading2"/>
-        <w:jc w:val="right"/>
-        <w:bidi/>
-      </w:pPr>
-      <w:r>
-        <w:t>[بيانات الأطراف: المدعي / المدعى عليه / الحاضرون] ===</w:t>
+        <w:t>علي طالب صالح اليامي الهوية الوطنية يل سعودي محامى</w:t>
         <w:br/>
         <w:t>رفيف راشد جزاء الثقفي الهوية الوطنية لك ل سعودي وكيل</w:t>
         <w:br/>
@@ -206,28 +172,8 @@
         <w:t>عاتقة محمديحيى محمدعلي الحرازي الهوية الوطنية لز سعودي مدعى عليه</w:t>
         <w:br/>
         <w:t>اسامة احمد عباس زيني الهوية الوطنية ل سعودي مدعى عليه</w:t>
-      </w:r>
-    </w:p>
-    <w:p>
-      <w:pPr>
-        <w:pStyle w:val="Heading2"/>
-        <w:jc w:val="right"/>
-        <w:bidi/>
-      </w:pPr>
-      <w:r>
-        <w:t>[المتن الفعلي: الوقائع / الأسباب / المنطوق] ===</w:t>
         <w:br/>
-        <w:t>ىماحم يدوعس لكل ل د ةينطولا ةيوهلا يريطملا ضئاع حلاص رساي</w:t>
-      </w:r>
-    </w:p>
-    <w:p>
-      <w:pPr>
-        <w:pStyle w:val="Heading2"/>
-        <w:jc w:val="right"/>
-        <w:bidi/>
-      </w:pPr>
-      <w:r>
-        <w:t>[بيانات الأطراف: المدعي / المدعى عليه / الحاضرون] ===</w:t>
+        <w:t>ياسر صالح عائض المطيري الهوية الوطنية د ل لكل سعودي محامى</w:t>
         <w:br/>
         <w:t>علي بن مشرف بن مفرح بن راشد الهوية الوطنية فتك فت حل سعودي محامى</w:t>
         <w:br/>
@@ -264,28 +210,8 @@
         <w:t>[بيانات الأطراف: المدعي / المدعى عليه / الحاضرون] ===</w:t>
         <w:br/>
         <w:t>عدنان احمد عباس زيني الهوية التوطنية شف كل السعودية المدعي</w:t>
-      </w:r>
-    </w:p>
-    <w:p>
-      <w:pPr>
-        <w:pStyle w:val="Heading2"/>
-        <w:jc w:val="right"/>
-        <w:bidi/>
-      </w:pPr>
-      <w:r>
-        <w:t>[المتن الفعلي: الوقائع / الأسباب / المنطوق] ===</w:t>
         <w:br/>
-        <w:t>ىماحم ةيدوعسلا 0 ةينطولا ةيوبلا ىثراحلا عيار نب فلخ قراط</w:t>
-      </w:r>
-    </w:p>
-    <w:p>
-      <w:pPr>
-        <w:pStyle w:val="Heading2"/>
-        <w:jc w:val="right"/>
-        <w:bidi/>
-      </w:pPr>
-      <w:r>
-        <w:t>[بيانات الأطراف: المدعي / المدعى عليه / الحاضرون] ===</w:t>
+        <w:t>طارق خلف بن رايع الحارثى البوية الوطنية 0 السعودية محامى</w:t>
         <w:br/>
         <w:t>سليمان محمد سليمان السديري الهوية الوطنية ‎١‏ السعودية محامى</w:t>
         <w:br/>
@@ -354,18 +280,6 @@
     </w:p>
     <w:p>
       <w:pPr>
-        <w:pStyle w:val="Heading2"/>
-        <w:jc w:val="right"/>
-        <w:bidi/>
-      </w:pPr>
-      <w:r>
-        <w:t>[المتن الفعلي: الوقائع / الأسباب / المنطوق] ===</w:t>
-        <w:br/>
-        <w:t>2003 ةيدوعسلا ل ةينطولا ةبوهلا يريطملا دعس نب دوعس رمع</w:t>
-      </w:r>
-    </w:p>
-    <w:p>
-      <w:pPr>
         <w:jc w:val="right"/>
         <w:bidi/>
       </w:pPr>
@@ -374,7 +288,19 @@
           <w:b w:val="0"/>
           <w:i w:val="0"/>
         </w:rPr>
-        <w:t>ليكو ‏١1١114‎ مالا ةينطولا ةبوهلا يريطملا دعس نب حبار نب يكرت</w:t>
+        <w:t>عمر سعود بن سعد المطيري الهوبة الوطنية ل السعودية 2003</w:t>
+      </w:r>
+    </w:p>
+    <w:p>
+      <w:pPr>
+        <w:pStyle w:val="Heading2"/>
+        <w:jc w:val="right"/>
+        <w:bidi/>
+      </w:pPr>
+      <w:r>
+        <w:t>[المتن الفعلي: الوقائع / الأسباب / المنطوق] ===</w:t>
+        <w:br/>
+        <w:t>تركي بن رابح بن سعد المطيري الهوبة الوطنية الام ‎١1١114‏ وكيل</w:t>
         <w:br/>
         <w:t>نوج زإلى فضيلتكم دعوانا بالتفصيل الآتي: بتاريخ 26 / 7/ 1434ه صدر حكم من المحكمة العامة بجدة</w:t>
         <w:br/>
@@ -438,7 +364,7 @@
         <w:br/>
         <w:t>كما تشير إلى إعادة المعاملة إلى الشرطة برفقة المستندات الجديدة الواردة من البنك المركزي وعلى الطرفين</w:t>
         <w:br/>
-        <w:t>.ةسلجلا تعفر هيلعو .ةطرشلا ىدل ةلماعملا ةعباتم</w:t>
+        <w:t>متابعة المعاملة لدى الشرطة. وعليه رفعت الجلسة.</w:t>
       </w:r>
     </w:p>
     <w:p>
@@ -526,11 +452,11 @@
         <w:br/>
         <w:t>الدائرة الاولى رقم القضية: 2417814017 رقمالجلسة: ‎١+‏ سانت لس</w:t>
         <w:br/>
-        <w:t>يبعبْ|!ِْبِبٍٍٍٍٍِِِِِِجِجطجبجبجبج|جىجبجبجبجبجبجبجطجىجىجىجىجىجبجىجىج7ج7ط7|!|!| اا ةيصصلاا فايل ||, دأسلل</w:t>
+        <w:t>للسأد ,|| لياف االصصية اا |!|!|7ط7ج7جىجىجبجىجىجىجىجىجطجبجبجبجبجبجبجىج|جبجبجبجطجِجٍٍٍٍٍِِِِِِبِبِْ!|ْبعبي</w:t>
         <w:br/>
-        <w:t>1 8 مسإلا</w:t>
+        <w:t>الإسم 8 1</w:t>
         <w:br/>
-        <w:t>تلا دملا ةصلا</w:t>
+        <w:t>الصة المد الت</w:t>
       </w:r>
     </w:p>
     <w:p>
@@ -554,27 +480,67 @@
       <w:r>
         <w:t>[المتن الفعلي: الوقائع / الأسباب / المنطوق] ===</w:t>
         <w:br/>
-        <w:t>1 8 مسإلا</w:t>
+        <w:t>الإسم 8 1</w:t>
+      </w:r>
+    </w:p>
+    <w:p>
+      <w:pPr>
+        <w:pStyle w:val="Heading2"/>
+        <w:jc w:val="right"/>
+        <w:bidi/>
+      </w:pPr>
+      <w:r>
+        <w:t>[بيانات الأطراف: المدعي / المدعى عليه / الحاضرون] ===</w:t>
         <w:br/>
-        <w:t>يقوتلا احم ةفصلا</w:t>
+        <w:t>الصفة محا التوقي</w:t>
+      </w:r>
+    </w:p>
+    <w:p>
+      <w:pPr>
+        <w:pStyle w:val="Heading2"/>
+        <w:jc w:val="right"/>
+        <w:bidi/>
+      </w:pPr>
+      <w:r>
+        <w:t>[المتن الفعلي: الوقائع / الأسباب / المنطوق] ===</w:t>
         <w:br/>
-        <w:t>عيقوتلا و ىثراحلا عيار نب فلخ قراط</w:t>
+        <w:t>طارق خلف بن رايع الحارثى و التوقيع</w:t>
         <w:br/>
-        <w:t>7 مسإلا</w:t>
+        <w:t>الإسم 7</w:t>
         <w:br/>
-        <w:t>ةوتلا اجم هيلا</w:t>
+        <w:t>اليه مجا التوة</w:t>
         <w:br/>
         <w:t>سليمان محمد سليمان السديري للصياعة” رن لتوقيع</w:t>
         <w:br/>
-        <w:t>1 8 مسإلا</w:t>
+        <w:t>الإسم 8 1</w:t>
+      </w:r>
+    </w:p>
+    <w:p>
+      <w:pPr>
+        <w:pStyle w:val="Heading2"/>
+        <w:jc w:val="right"/>
+        <w:bidi/>
+      </w:pPr>
+      <w:r>
+        <w:t>[بيانات الأطراف: المدعي / المدعى عليه / الحاضرون] ===</w:t>
         <w:br/>
-        <w:t>لا احم ةفصلا</w:t>
+        <w:t>الصفة محا ال</w:t>
+      </w:r>
+    </w:p>
+    <w:p>
+      <w:pPr>
+        <w:pStyle w:val="Heading2"/>
+        <w:jc w:val="right"/>
+        <w:bidi/>
+      </w:pPr>
+      <w:r>
+        <w:t>[المتن الفعلي: الوقائع / الأسباب / المنطوق] ===</w:t>
         <w:br/>
-        <w:t>عيقوتلا ّ يناطحقلا رصان دجام ناّطلَس</w:t>
+        <w:t>سَلطّان ماجد ناصر القحطاني ّ التوقيع</w:t>
         <w:br/>
-        <w:t>1 8 مسإلا</w:t>
+        <w:t>الإسم 8 1</w:t>
         <w:br/>
-        <w:t>تلا هيلع ةصلا</w:t>
+        <w:t>الصة عليه الت</w:t>
       </w:r>
     </w:p>
     <w:p>
@@ -587,6 +553,8 @@
         <w:t>[بيانات الأطراف: المدعي / المدعى عليه / الحاضرون] ===</w:t>
         <w:br/>
         <w:t>سامة احمد عيااس وت الصفة مدعى علي التوقيع</w:t>
+        <w:br/>
+        <w:t>اسم الصفة 2003 التوقيع</w:t>
       </w:r>
     </w:p>
     <w:p>
@@ -598,11 +566,9 @@
       <w:r>
         <w:t>[المتن الفعلي: الوقائع / الأسباب / المنطوق] ===</w:t>
         <w:br/>
-        <w:t>عيقوتلا 2003 ةفصلا مسا</w:t>
+        <w:t>عمر سعود بن سعد المطيري</w:t>
         <w:br/>
-        <w:t>يريطملا دعس نب دوعس رمع</w:t>
-        <w:br/>
-        <w:t>1 : مسإلا</w:t>
+        <w:t>الإسم : 1</w:t>
       </w:r>
     </w:p>
     <w:p>
@@ -626,11 +592,21 @@
       <w:r>
         <w:t>[المتن الفعلي: الوقائع / الأسباب / المنطوق] ===</w:t>
         <w:br/>
-        <w:t>ع يريطملا دعس نب حبار نب يكرت</w:t>
+        <w:t>تركي بن رابح بن سعد المطيري ع</w:t>
         <w:br/>
         <w:t>للك قوقيع أعضاءالدائرة 7777 طسبي يبب</w:t>
+      </w:r>
+    </w:p>
+    <w:p>
+      <w:pPr>
+        <w:pStyle w:val="Heading2"/>
+        <w:jc w:val="right"/>
+        <w:bidi/>
+      </w:pPr>
+      <w:r>
+        <w:t>[المُرسَل إليه / المخاطَب والتحية] ===</w:t>
         <w:br/>
-        <w:t>” ةيئاضقلا ةرئادلا سيئر يجاوعلا حلاص نب فاسع</w:t>
+        <w:t>عساف بن صالح العواجي رئيس الدائرة القضائية ”</w:t>
       </w:r>
     </w:p>
     <w:sectPr>
